--- a/backend/data/Labour_Litigation_Template.docx
+++ b/backend/data/Labour_Litigation_Template.docx
@@ -161,7 +161,43 @@
                 <w:color w:val="000000"/>
                 <w:szCs w:val="21"/>
               </w:rPr>
-              <w:t>3.本表所涉内容系针对一般劳动争议纠纷案件，有些内容可能与您的案件无关，您认为与案件无关的项目可以填“无”或不填；对于本表中勾选项可以在对应项打“√”；您认为另有重要内容需要列明的，可以在本表尾部或者另附页填写。</w:t>
+              <w:t>3.本表所涉内容系针对一般劳动争议纠纷案件，有些内容可能与您的案件无关，您认为与案件无关的项目可以填“无”或不填；对于本表中</w:t>
+            </w:r>
+            <w:proofErr w:type="gramStart"/>
+            <w:r>
+              <w:rPr>
+                <w:rFonts w:ascii="宋体" w:hAnsi="宋体" w:hint="eastAsia"/>
+                <w:color w:val="000000"/>
+                <w:szCs w:val="21"/>
+              </w:rPr>
+              <w:t>勾</w:t>
+            </w:r>
+            <w:proofErr w:type="gramEnd"/>
+            <w:r>
+              <w:rPr>
+                <w:rFonts w:ascii="宋体" w:hAnsi="宋体" w:hint="eastAsia"/>
+                <w:color w:val="000000"/>
+                <w:szCs w:val="21"/>
+              </w:rPr>
+              <w:t>选项可以在</w:t>
+            </w:r>
+            <w:proofErr w:type="gramStart"/>
+            <w:r>
+              <w:rPr>
+                <w:rFonts w:ascii="宋体" w:hAnsi="宋体" w:hint="eastAsia"/>
+                <w:color w:val="000000"/>
+                <w:szCs w:val="21"/>
+              </w:rPr>
+              <w:t>对应项打“√”</w:t>
+            </w:r>
+            <w:proofErr w:type="gramEnd"/>
+            <w:r>
+              <w:rPr>
+                <w:rFonts w:ascii="宋体" w:hAnsi="宋体" w:hint="eastAsia"/>
+                <w:color w:val="000000"/>
+                <w:szCs w:val="21"/>
+              </w:rPr>
+              <w:t>；您认为另有重要内容需要列明的，可以在本表尾部或者另附页填写。</w:t>
             </w:r>
           </w:p>
           <w:p>
@@ -307,14 +343,25 @@
               </w:rPr>
               <w:t>姓名：</w:t>
             </w:r>
-            <w:r>
-              <w:rPr>
-                <w:rFonts w:ascii="宋体" w:hAnsi="宋体"/>
-                <w:color w:val="000000"/>
-                <w:sz w:val="18"/>
-                <w:szCs w:val="18"/>
-              </w:rPr>
-              <w:t>{{ plaintiff.name }}</w:t>
+            <w:proofErr w:type="gramStart"/>
+            <w:r>
+              <w:rPr>
+                <w:rFonts w:ascii="宋体" w:hAnsi="宋体"/>
+                <w:color w:val="000000"/>
+                <w:sz w:val="18"/>
+                <w:szCs w:val="18"/>
+              </w:rPr>
+              <w:t>{{ plaintiff.name</w:t>
+            </w:r>
+            <w:proofErr w:type="gramEnd"/>
+            <w:r>
+              <w:rPr>
+                <w:rFonts w:ascii="宋体" w:hAnsi="宋体"/>
+                <w:color w:val="000000"/>
+                <w:sz w:val="18"/>
+                <w:szCs w:val="18"/>
+              </w:rPr>
+              <w:t xml:space="preserve"> }}</w:t>
             </w:r>
           </w:p>
           <w:p>
@@ -337,6 +384,7 @@
               </w:rPr>
               <w:t>性别：</w:t>
             </w:r>
+            <w:proofErr w:type="gramStart"/>
             <w:r>
               <w:rPr>
                 <w:rFonts w:ascii="宋体" w:hAnsi="宋体"/>
@@ -354,17 +402,47 @@
                 <w:sz w:val="18"/>
                 <w:szCs w:val="18"/>
               </w:rPr>
-              <w:t>plaintiff.gender</w:t>
-            </w:r>
-            <w:proofErr w:type="spellEnd"/>
-            <w:r>
-              <w:rPr>
-                <w:rFonts w:ascii="宋体" w:hAnsi="宋体"/>
-                <w:color w:val="000000"/>
-                <w:sz w:val="18"/>
-                <w:szCs w:val="18"/>
-              </w:rPr>
-              <w:t xml:space="preserve"> }}</w:t>
+              <w:t>plaintiff</w:t>
+            </w:r>
+            <w:proofErr w:type="gramEnd"/>
+            <w:r>
+              <w:rPr>
+                <w:rFonts w:ascii="宋体" w:hAnsi="宋体"/>
+                <w:color w:val="000000"/>
+                <w:sz w:val="18"/>
+                <w:szCs w:val="18"/>
+              </w:rPr>
+              <w:t>.</w:t>
+            </w:r>
+            <w:proofErr w:type="gramStart"/>
+            <w:r>
+              <w:rPr>
+                <w:rFonts w:ascii="宋体" w:hAnsi="宋体"/>
+                <w:color w:val="000000"/>
+                <w:sz w:val="18"/>
+                <w:szCs w:val="18"/>
+              </w:rPr>
+              <w:t>gender</w:t>
+            </w:r>
+            <w:proofErr w:type="spellEnd"/>
+            <w:r>
+              <w:rPr>
+                <w:rFonts w:ascii="宋体" w:hAnsi="宋体"/>
+                <w:color w:val="000000"/>
+                <w:sz w:val="18"/>
+                <w:szCs w:val="18"/>
+              </w:rPr>
+              <w:t xml:space="preserve"> }</w:t>
+            </w:r>
+            <w:proofErr w:type="gramEnd"/>
+            <w:r>
+              <w:rPr>
+                <w:rFonts w:ascii="宋体" w:hAnsi="宋体"/>
+                <w:color w:val="000000"/>
+                <w:sz w:val="18"/>
+                <w:szCs w:val="18"/>
+              </w:rPr>
+              <w:t>}</w:t>
             </w:r>
           </w:p>
           <w:p>
@@ -387,6 +465,7 @@
               </w:rPr>
               <w:t>出生日期：</w:t>
             </w:r>
+            <w:proofErr w:type="gramStart"/>
             <w:r>
               <w:rPr>
                 <w:rFonts w:ascii="宋体" w:hAnsi="宋体"/>
@@ -404,17 +483,47 @@
                 <w:sz w:val="18"/>
                 <w:szCs w:val="18"/>
               </w:rPr>
-              <w:t>plaintiff.birthday</w:t>
-            </w:r>
-            <w:proofErr w:type="spellEnd"/>
-            <w:r>
-              <w:rPr>
-                <w:rFonts w:ascii="宋体" w:hAnsi="宋体"/>
-                <w:color w:val="000000"/>
-                <w:sz w:val="18"/>
-                <w:szCs w:val="18"/>
-              </w:rPr>
-              <w:t xml:space="preserve"> }}</w:t>
+              <w:t>plaintiff</w:t>
+            </w:r>
+            <w:proofErr w:type="gramEnd"/>
+            <w:r>
+              <w:rPr>
+                <w:rFonts w:ascii="宋体" w:hAnsi="宋体"/>
+                <w:color w:val="000000"/>
+                <w:sz w:val="18"/>
+                <w:szCs w:val="18"/>
+              </w:rPr>
+              <w:t>.</w:t>
+            </w:r>
+            <w:proofErr w:type="gramStart"/>
+            <w:r>
+              <w:rPr>
+                <w:rFonts w:ascii="宋体" w:hAnsi="宋体"/>
+                <w:color w:val="000000"/>
+                <w:sz w:val="18"/>
+                <w:szCs w:val="18"/>
+              </w:rPr>
+              <w:t>birthday</w:t>
+            </w:r>
+            <w:proofErr w:type="spellEnd"/>
+            <w:r>
+              <w:rPr>
+                <w:rFonts w:ascii="宋体" w:hAnsi="宋体"/>
+                <w:color w:val="000000"/>
+                <w:sz w:val="18"/>
+                <w:szCs w:val="18"/>
+              </w:rPr>
+              <w:t xml:space="preserve"> }</w:t>
+            </w:r>
+            <w:proofErr w:type="gramEnd"/>
+            <w:r>
+              <w:rPr>
+                <w:rFonts w:ascii="宋体" w:hAnsi="宋体"/>
+                <w:color w:val="000000"/>
+                <w:sz w:val="18"/>
+                <w:szCs w:val="18"/>
+              </w:rPr>
+              <w:t>}</w:t>
             </w:r>
           </w:p>
           <w:p>
@@ -437,6 +546,7 @@
               </w:rPr>
               <w:t>民族：</w:t>
             </w:r>
+            <w:proofErr w:type="gramStart"/>
             <w:r>
               <w:rPr>
                 <w:rFonts w:ascii="宋体" w:hAnsi="宋体"/>
@@ -454,17 +564,47 @@
                 <w:sz w:val="18"/>
                 <w:szCs w:val="18"/>
               </w:rPr>
-              <w:t>plaintiff.ethnicity</w:t>
-            </w:r>
-            <w:proofErr w:type="spellEnd"/>
-            <w:r>
-              <w:rPr>
-                <w:rFonts w:ascii="宋体" w:hAnsi="宋体"/>
-                <w:color w:val="000000"/>
-                <w:sz w:val="18"/>
-                <w:szCs w:val="18"/>
-              </w:rPr>
-              <w:t xml:space="preserve"> }}</w:t>
+              <w:t>plaintiff</w:t>
+            </w:r>
+            <w:proofErr w:type="gramEnd"/>
+            <w:r>
+              <w:rPr>
+                <w:rFonts w:ascii="宋体" w:hAnsi="宋体"/>
+                <w:color w:val="000000"/>
+                <w:sz w:val="18"/>
+                <w:szCs w:val="18"/>
+              </w:rPr>
+              <w:t>.</w:t>
+            </w:r>
+            <w:proofErr w:type="gramStart"/>
+            <w:r>
+              <w:rPr>
+                <w:rFonts w:ascii="宋体" w:hAnsi="宋体"/>
+                <w:color w:val="000000"/>
+                <w:sz w:val="18"/>
+                <w:szCs w:val="18"/>
+              </w:rPr>
+              <w:t>ethnicity</w:t>
+            </w:r>
+            <w:proofErr w:type="spellEnd"/>
+            <w:r>
+              <w:rPr>
+                <w:rFonts w:ascii="宋体" w:hAnsi="宋体"/>
+                <w:color w:val="000000"/>
+                <w:sz w:val="18"/>
+                <w:szCs w:val="18"/>
+              </w:rPr>
+              <w:t xml:space="preserve"> }</w:t>
+            </w:r>
+            <w:proofErr w:type="gramEnd"/>
+            <w:r>
+              <w:rPr>
+                <w:rFonts w:ascii="宋体" w:hAnsi="宋体"/>
+                <w:color w:val="000000"/>
+                <w:sz w:val="18"/>
+                <w:szCs w:val="18"/>
+              </w:rPr>
+              <w:t>}</w:t>
             </w:r>
           </w:p>
           <w:p>
@@ -487,6 +627,7 @@
               </w:rPr>
               <w:t xml:space="preserve">工作单位： </w:t>
             </w:r>
+            <w:proofErr w:type="gramStart"/>
             <w:r>
               <w:rPr>
                 <w:rFonts w:ascii="宋体" w:hAnsi="宋体"/>
@@ -504,17 +645,47 @@
                 <w:sz w:val="18"/>
                 <w:szCs w:val="18"/>
               </w:rPr>
-              <w:t>plaintiff.work_unit</w:t>
-            </w:r>
-            <w:proofErr w:type="spellEnd"/>
-            <w:r>
-              <w:rPr>
-                <w:rFonts w:ascii="宋体" w:hAnsi="宋体"/>
-                <w:color w:val="000000"/>
-                <w:sz w:val="18"/>
-                <w:szCs w:val="18"/>
-              </w:rPr>
-              <w:t xml:space="preserve"> }}</w:t>
+              <w:t>plaintiff</w:t>
+            </w:r>
+            <w:proofErr w:type="gramEnd"/>
+            <w:r>
+              <w:rPr>
+                <w:rFonts w:ascii="宋体" w:hAnsi="宋体"/>
+                <w:color w:val="000000"/>
+                <w:sz w:val="18"/>
+                <w:szCs w:val="18"/>
+              </w:rPr>
+              <w:t>.work_</w:t>
+            </w:r>
+            <w:proofErr w:type="gramStart"/>
+            <w:r>
+              <w:rPr>
+                <w:rFonts w:ascii="宋体" w:hAnsi="宋体"/>
+                <w:color w:val="000000"/>
+                <w:sz w:val="18"/>
+                <w:szCs w:val="18"/>
+              </w:rPr>
+              <w:t>unit</w:t>
+            </w:r>
+            <w:proofErr w:type="spellEnd"/>
+            <w:r>
+              <w:rPr>
+                <w:rFonts w:ascii="宋体" w:hAnsi="宋体"/>
+                <w:color w:val="000000"/>
+                <w:sz w:val="18"/>
+                <w:szCs w:val="18"/>
+              </w:rPr>
+              <w:t xml:space="preserve"> }</w:t>
+            </w:r>
+            <w:proofErr w:type="gramEnd"/>
+            <w:r>
+              <w:rPr>
+                <w:rFonts w:ascii="宋体" w:hAnsi="宋体"/>
+                <w:color w:val="000000"/>
+                <w:sz w:val="18"/>
+                <w:szCs w:val="18"/>
+              </w:rPr>
+              <w:t>}</w:t>
             </w:r>
           </w:p>
           <w:p>
@@ -537,6 +708,7 @@
               </w:rPr>
               <w:t xml:space="preserve">职务： </w:t>
             </w:r>
+            <w:proofErr w:type="gramStart"/>
             <w:r>
               <w:rPr>
                 <w:rFonts w:ascii="宋体" w:hAnsi="宋体"/>
@@ -554,17 +726,47 @@
                 <w:sz w:val="18"/>
                 <w:szCs w:val="18"/>
               </w:rPr>
-              <w:t>plaintiff.job_title</w:t>
-            </w:r>
-            <w:proofErr w:type="spellEnd"/>
-            <w:r>
-              <w:rPr>
-                <w:rFonts w:ascii="宋体" w:hAnsi="宋体"/>
-                <w:color w:val="000000"/>
-                <w:sz w:val="18"/>
-                <w:szCs w:val="18"/>
-              </w:rPr>
-              <w:t xml:space="preserve"> }}</w:t>
+              <w:t>plaintiff.job</w:t>
+            </w:r>
+            <w:proofErr w:type="gramEnd"/>
+            <w:r>
+              <w:rPr>
+                <w:rFonts w:ascii="宋体" w:hAnsi="宋体"/>
+                <w:color w:val="000000"/>
+                <w:sz w:val="18"/>
+                <w:szCs w:val="18"/>
+              </w:rPr>
+              <w:t>_</w:t>
+            </w:r>
+            <w:proofErr w:type="gramStart"/>
+            <w:r>
+              <w:rPr>
+                <w:rFonts w:ascii="宋体" w:hAnsi="宋体"/>
+                <w:color w:val="000000"/>
+                <w:sz w:val="18"/>
+                <w:szCs w:val="18"/>
+              </w:rPr>
+              <w:t>title</w:t>
+            </w:r>
+            <w:proofErr w:type="spellEnd"/>
+            <w:r>
+              <w:rPr>
+                <w:rFonts w:ascii="宋体" w:hAnsi="宋体"/>
+                <w:color w:val="000000"/>
+                <w:sz w:val="18"/>
+                <w:szCs w:val="18"/>
+              </w:rPr>
+              <w:t xml:space="preserve"> }</w:t>
+            </w:r>
+            <w:proofErr w:type="gramEnd"/>
+            <w:r>
+              <w:rPr>
+                <w:rFonts w:ascii="宋体" w:hAnsi="宋体"/>
+                <w:color w:val="000000"/>
+                <w:sz w:val="18"/>
+                <w:szCs w:val="18"/>
+              </w:rPr>
+              <w:t>}</w:t>
             </w:r>
             <w:r>
               <w:rPr>
@@ -596,6 +798,7 @@
               </w:rPr>
               <w:t>联系电话：</w:t>
             </w:r>
+            <w:proofErr w:type="gramStart"/>
             <w:r>
               <w:rPr>
                 <w:rFonts w:ascii="宋体" w:hAnsi="宋体"/>
@@ -613,17 +816,47 @@
                 <w:sz w:val="18"/>
                 <w:szCs w:val="18"/>
               </w:rPr>
-              <w:t>plaintiff.phone</w:t>
-            </w:r>
-            <w:proofErr w:type="spellEnd"/>
-            <w:r>
-              <w:rPr>
-                <w:rFonts w:ascii="宋体" w:hAnsi="宋体"/>
-                <w:color w:val="000000"/>
-                <w:sz w:val="18"/>
-                <w:szCs w:val="18"/>
-              </w:rPr>
-              <w:t xml:space="preserve"> }}</w:t>
+              <w:t>plaintiff</w:t>
+            </w:r>
+            <w:proofErr w:type="gramEnd"/>
+            <w:r>
+              <w:rPr>
+                <w:rFonts w:ascii="宋体" w:hAnsi="宋体"/>
+                <w:color w:val="000000"/>
+                <w:sz w:val="18"/>
+                <w:szCs w:val="18"/>
+              </w:rPr>
+              <w:t>.</w:t>
+            </w:r>
+            <w:proofErr w:type="gramStart"/>
+            <w:r>
+              <w:rPr>
+                <w:rFonts w:ascii="宋体" w:hAnsi="宋体"/>
+                <w:color w:val="000000"/>
+                <w:sz w:val="18"/>
+                <w:szCs w:val="18"/>
+              </w:rPr>
+              <w:t>phone</w:t>
+            </w:r>
+            <w:proofErr w:type="spellEnd"/>
+            <w:r>
+              <w:rPr>
+                <w:rFonts w:ascii="宋体" w:hAnsi="宋体"/>
+                <w:color w:val="000000"/>
+                <w:sz w:val="18"/>
+                <w:szCs w:val="18"/>
+              </w:rPr>
+              <w:t xml:space="preserve"> }</w:t>
+            </w:r>
+            <w:proofErr w:type="gramEnd"/>
+            <w:r>
+              <w:rPr>
+                <w:rFonts w:ascii="宋体" w:hAnsi="宋体"/>
+                <w:color w:val="000000"/>
+                <w:sz w:val="18"/>
+                <w:szCs w:val="18"/>
+              </w:rPr>
+              <w:t>}</w:t>
             </w:r>
           </w:p>
           <w:p>
@@ -646,6 +879,7 @@
               </w:rPr>
               <w:t>住所地（户籍所在地）：</w:t>
             </w:r>
+            <w:proofErr w:type="gramStart"/>
             <w:r>
               <w:rPr>
                 <w:rFonts w:ascii="宋体" w:hAnsi="宋体"/>
@@ -663,17 +897,47 @@
                 <w:sz w:val="18"/>
                 <w:szCs w:val="18"/>
               </w:rPr>
-              <w:t>plaintiff.domicile</w:t>
-            </w:r>
-            <w:proofErr w:type="spellEnd"/>
-            <w:r>
-              <w:rPr>
-                <w:rFonts w:ascii="宋体" w:hAnsi="宋体"/>
-                <w:color w:val="000000"/>
-                <w:sz w:val="18"/>
-                <w:szCs w:val="18"/>
-              </w:rPr>
-              <w:t xml:space="preserve"> }}</w:t>
+              <w:t>plaintiff</w:t>
+            </w:r>
+            <w:proofErr w:type="gramEnd"/>
+            <w:r>
+              <w:rPr>
+                <w:rFonts w:ascii="宋体" w:hAnsi="宋体"/>
+                <w:color w:val="000000"/>
+                <w:sz w:val="18"/>
+                <w:szCs w:val="18"/>
+              </w:rPr>
+              <w:t>.</w:t>
+            </w:r>
+            <w:proofErr w:type="gramStart"/>
+            <w:r>
+              <w:rPr>
+                <w:rFonts w:ascii="宋体" w:hAnsi="宋体"/>
+                <w:color w:val="000000"/>
+                <w:sz w:val="18"/>
+                <w:szCs w:val="18"/>
+              </w:rPr>
+              <w:t>domicile</w:t>
+            </w:r>
+            <w:proofErr w:type="spellEnd"/>
+            <w:r>
+              <w:rPr>
+                <w:rFonts w:ascii="宋体" w:hAnsi="宋体"/>
+                <w:color w:val="000000"/>
+                <w:sz w:val="18"/>
+                <w:szCs w:val="18"/>
+              </w:rPr>
+              <w:t xml:space="preserve"> }</w:t>
+            </w:r>
+            <w:proofErr w:type="gramEnd"/>
+            <w:r>
+              <w:rPr>
+                <w:rFonts w:ascii="宋体" w:hAnsi="宋体"/>
+                <w:color w:val="000000"/>
+                <w:sz w:val="18"/>
+                <w:szCs w:val="18"/>
+              </w:rPr>
+              <w:t>}</w:t>
             </w:r>
           </w:p>
           <w:p>
@@ -696,6 +960,7 @@
               </w:rPr>
               <w:t>经常居住地：</w:t>
             </w:r>
+            <w:proofErr w:type="gramStart"/>
             <w:r>
               <w:rPr>
                 <w:rFonts w:ascii="宋体" w:hAnsi="宋体"/>
@@ -713,7 +978,17 @@
                 <w:sz w:val="18"/>
                 <w:szCs w:val="18"/>
               </w:rPr>
-              <w:t>plaintiff.habitual_residence</w:t>
+              <w:t>plaintiff</w:t>
+            </w:r>
+            <w:proofErr w:type="gramEnd"/>
+            <w:r>
+              <w:rPr>
+                <w:rFonts w:ascii="宋体" w:hAnsi="宋体"/>
+                <w:color w:val="000000"/>
+                <w:sz w:val="18"/>
+                <w:szCs w:val="18"/>
+              </w:rPr>
+              <w:t>.habitual_residence</w:t>
             </w:r>
             <w:proofErr w:type="spellEnd"/>
             <w:r>
@@ -765,7 +1040,7 @@
               <w:widowControl/>
               <w:jc w:val="left"/>
               <w:rPr>
-                <w:rFonts w:ascii="宋体" w:hAnsi="宋体" w:hint="eastAsia"/>
+                <w:rFonts w:ascii="宋体" w:hAnsi="宋体"/>
                 <w:color w:val="000000"/>
                 <w:sz w:val="18"/>
                 <w:szCs w:val="18"/>
@@ -803,6 +1078,65 @@
             <w:r>
               <w:rPr>
                 <w:rFonts w:ascii="宋体" w:hAnsi="宋体"/>
+                <w:color w:val="000000"/>
+                <w:sz w:val="18"/>
+                <w:szCs w:val="18"/>
+              </w:rPr>
+              <w:t xml:space="preserve"> else ' ' }} ]</w:t>
+            </w:r>
+          </w:p>
+          <w:p>
+            <w:pPr>
+              <w:widowControl/>
+              <w:jc w:val="left"/>
+              <w:rPr>
+                <w:rFonts w:ascii="宋体" w:hAnsi="宋体" w:hint="eastAsia"/>
+                <w:color w:val="000000"/>
+                <w:sz w:val="18"/>
+                <w:szCs w:val="18"/>
+              </w:rPr>
+            </w:pPr>
+            <w:r>
+              <w:rPr>
+                <w:rFonts w:ascii="宋体" w:hAnsi="宋体" w:hint="eastAsia"/>
+                <w:color w:val="000000"/>
+                <w:sz w:val="18"/>
+                <w:szCs w:val="18"/>
+              </w:rPr>
+              <w:t>无</w:t>
+            </w:r>
+            <w:r>
+              <w:rPr>
+                <w:rFonts w:ascii="宋体" w:hAnsi="宋体" w:hint="eastAsia"/>
+                <w:color w:val="000000"/>
+                <w:sz w:val="18"/>
+                <w:szCs w:val="18"/>
+              </w:rPr>
+              <w:t xml:space="preserve">[ {{ '√' if </w:t>
+            </w:r>
+            <w:r>
+              <w:rPr>
+                <w:rFonts w:ascii="宋体" w:hAnsi="宋体" w:hint="eastAsia"/>
+                <w:color w:val="000000"/>
+                <w:sz w:val="18"/>
+                <w:szCs w:val="18"/>
+              </w:rPr>
+              <w:t xml:space="preserve">not </w:t>
+            </w:r>
+            <w:proofErr w:type="spellStart"/>
+            <w:r>
+              <w:rPr>
+                <w:rFonts w:ascii="宋体" w:hAnsi="宋体" w:hint="eastAsia"/>
+                <w:color w:val="000000"/>
+                <w:sz w:val="18"/>
+                <w:szCs w:val="18"/>
+              </w:rPr>
+              <w:t>agent.has_agent</w:t>
+            </w:r>
+            <w:proofErr w:type="spellEnd"/>
+            <w:r>
+              <w:rPr>
+                <w:rFonts w:ascii="宋体" w:hAnsi="宋体" w:hint="eastAsia"/>
                 <w:color w:val="000000"/>
                 <w:sz w:val="18"/>
                 <w:szCs w:val="18"/>
@@ -1255,6 +1589,7 @@
               </w:rPr>
               <w:t>地址：</w:t>
             </w:r>
+            <w:proofErr w:type="gramStart"/>
             <w:r>
               <w:rPr>
                 <w:rFonts w:ascii="宋体" w:hAnsi="宋体"/>
@@ -1272,17 +1607,47 @@
                 <w:sz w:val="18"/>
                 <w:szCs w:val="18"/>
               </w:rPr>
-              <w:t>service.address</w:t>
-            </w:r>
-            <w:proofErr w:type="spellEnd"/>
-            <w:r>
-              <w:rPr>
-                <w:rFonts w:ascii="宋体" w:hAnsi="宋体"/>
-                <w:color w:val="000000"/>
-                <w:sz w:val="18"/>
-                <w:szCs w:val="18"/>
-              </w:rPr>
-              <w:t xml:space="preserve"> }}</w:t>
+              <w:t>service</w:t>
+            </w:r>
+            <w:proofErr w:type="gramEnd"/>
+            <w:r>
+              <w:rPr>
+                <w:rFonts w:ascii="宋体" w:hAnsi="宋体"/>
+                <w:color w:val="000000"/>
+                <w:sz w:val="18"/>
+                <w:szCs w:val="18"/>
+              </w:rPr>
+              <w:t>.</w:t>
+            </w:r>
+            <w:proofErr w:type="gramStart"/>
+            <w:r>
+              <w:rPr>
+                <w:rFonts w:ascii="宋体" w:hAnsi="宋体"/>
+                <w:color w:val="000000"/>
+                <w:sz w:val="18"/>
+                <w:szCs w:val="18"/>
+              </w:rPr>
+              <w:t>address</w:t>
+            </w:r>
+            <w:proofErr w:type="spellEnd"/>
+            <w:r>
+              <w:rPr>
+                <w:rFonts w:ascii="宋体" w:hAnsi="宋体"/>
+                <w:color w:val="000000"/>
+                <w:sz w:val="18"/>
+                <w:szCs w:val="18"/>
+              </w:rPr>
+              <w:t xml:space="preserve"> }</w:t>
+            </w:r>
+            <w:proofErr w:type="gramEnd"/>
+            <w:r>
+              <w:rPr>
+                <w:rFonts w:ascii="宋体" w:hAnsi="宋体"/>
+                <w:color w:val="000000"/>
+                <w:sz w:val="18"/>
+                <w:szCs w:val="18"/>
+              </w:rPr>
+              <w:t>}</w:t>
             </w:r>
           </w:p>
           <w:p>
@@ -1305,6 +1670,7 @@
               </w:rPr>
               <w:t>收件人：</w:t>
             </w:r>
+            <w:proofErr w:type="gramStart"/>
             <w:r>
               <w:rPr>
                 <w:rFonts w:ascii="宋体" w:hAnsi="宋体"/>
@@ -1322,17 +1688,47 @@
                 <w:sz w:val="18"/>
                 <w:szCs w:val="18"/>
               </w:rPr>
-              <w:t>service.recipient</w:t>
-            </w:r>
-            <w:proofErr w:type="spellEnd"/>
-            <w:r>
-              <w:rPr>
-                <w:rFonts w:ascii="宋体" w:hAnsi="宋体"/>
-                <w:color w:val="000000"/>
-                <w:sz w:val="18"/>
-                <w:szCs w:val="18"/>
-              </w:rPr>
-              <w:t xml:space="preserve"> }}</w:t>
+              <w:t>service</w:t>
+            </w:r>
+            <w:proofErr w:type="gramEnd"/>
+            <w:r>
+              <w:rPr>
+                <w:rFonts w:ascii="宋体" w:hAnsi="宋体"/>
+                <w:color w:val="000000"/>
+                <w:sz w:val="18"/>
+                <w:szCs w:val="18"/>
+              </w:rPr>
+              <w:t>.</w:t>
+            </w:r>
+            <w:proofErr w:type="gramStart"/>
+            <w:r>
+              <w:rPr>
+                <w:rFonts w:ascii="宋体" w:hAnsi="宋体"/>
+                <w:color w:val="000000"/>
+                <w:sz w:val="18"/>
+                <w:szCs w:val="18"/>
+              </w:rPr>
+              <w:t>recipient</w:t>
+            </w:r>
+            <w:proofErr w:type="spellEnd"/>
+            <w:r>
+              <w:rPr>
+                <w:rFonts w:ascii="宋体" w:hAnsi="宋体"/>
+                <w:color w:val="000000"/>
+                <w:sz w:val="18"/>
+                <w:szCs w:val="18"/>
+              </w:rPr>
+              <w:t xml:space="preserve"> }</w:t>
+            </w:r>
+            <w:proofErr w:type="gramEnd"/>
+            <w:r>
+              <w:rPr>
+                <w:rFonts w:ascii="宋体" w:hAnsi="宋体"/>
+                <w:color w:val="000000"/>
+                <w:sz w:val="18"/>
+                <w:szCs w:val="18"/>
+              </w:rPr>
+              <w:t>}</w:t>
             </w:r>
           </w:p>
           <w:p>
@@ -1354,6 +1750,7 @@
               </w:rPr>
               <w:t>电话：</w:t>
             </w:r>
+            <w:proofErr w:type="gramStart"/>
             <w:r>
               <w:rPr>
                 <w:rFonts w:ascii="宋体" w:hAnsi="宋体"/>
@@ -1371,7 +1768,17 @@
                 <w:sz w:val="18"/>
                 <w:szCs w:val="18"/>
               </w:rPr>
-              <w:t>service.phone</w:t>
+              <w:t>service</w:t>
+            </w:r>
+            <w:proofErr w:type="gramEnd"/>
+            <w:r>
+              <w:rPr>
+                <w:rFonts w:ascii="宋体" w:hAnsi="宋体"/>
+                <w:color w:val="000000"/>
+                <w:sz w:val="18"/>
+                <w:szCs w:val="18"/>
+              </w:rPr>
+              <w:t>.phone</w:t>
             </w:r>
             <w:proofErr w:type="spellEnd"/>
             <w:r>
@@ -1500,8 +1907,19 @@
                 <w:sz w:val="18"/>
                 <w:szCs w:val="18"/>
               </w:rPr>
-              <w:t>方式：微信</w:t>
-            </w:r>
+              <w:t>方式：</w:t>
+            </w:r>
+            <w:proofErr w:type="gramStart"/>
+            <w:r>
+              <w:rPr>
+                <w:rFonts w:ascii="宋体" w:hAnsi="宋体" w:hint="eastAsia"/>
+                <w:color w:val="000000"/>
+                <w:sz w:val="18"/>
+                <w:szCs w:val="18"/>
+              </w:rPr>
+              <w:t>微信</w:t>
+            </w:r>
+            <w:proofErr w:type="gramEnd"/>
             <w:r>
               <w:rPr>
                 <w:rFonts w:ascii="宋体" w:hAnsi="宋体" w:hint="eastAsia"/>
@@ -1761,14 +2179,25 @@
               </w:rPr>
               <w:t>名称：</w:t>
             </w:r>
-            <w:r>
-              <w:rPr>
-                <w:rFonts w:ascii="宋体" w:hAnsi="宋体"/>
-                <w:color w:val="000000"/>
-                <w:sz w:val="18"/>
-                <w:szCs w:val="18"/>
-              </w:rPr>
-              <w:t>{{ defendant.name }}</w:t>
+            <w:proofErr w:type="gramStart"/>
+            <w:r>
+              <w:rPr>
+                <w:rFonts w:ascii="宋体" w:hAnsi="宋体"/>
+                <w:color w:val="000000"/>
+                <w:sz w:val="18"/>
+                <w:szCs w:val="18"/>
+              </w:rPr>
+              <w:t>{{ defendant.name</w:t>
+            </w:r>
+            <w:proofErr w:type="gramEnd"/>
+            <w:r>
+              <w:rPr>
+                <w:rFonts w:ascii="宋体" w:hAnsi="宋体"/>
+                <w:color w:val="000000"/>
+                <w:sz w:val="18"/>
+                <w:szCs w:val="18"/>
+              </w:rPr>
+              <w:t xml:space="preserve"> }}</w:t>
             </w:r>
           </w:p>
           <w:p>
@@ -1791,6 +2220,7 @@
               </w:rPr>
               <w:t>住所地（主要办事机构所在地）：</w:t>
             </w:r>
+            <w:proofErr w:type="gramStart"/>
             <w:r>
               <w:rPr>
                 <w:rFonts w:ascii="宋体" w:hAnsi="宋体"/>
@@ -1808,17 +2238,47 @@
                 <w:sz w:val="18"/>
                 <w:szCs w:val="18"/>
               </w:rPr>
-              <w:t>defendant.address</w:t>
-            </w:r>
-            <w:proofErr w:type="spellEnd"/>
-            <w:r>
-              <w:rPr>
-                <w:rFonts w:ascii="宋体" w:hAnsi="宋体"/>
-                <w:color w:val="000000"/>
-                <w:sz w:val="18"/>
-                <w:szCs w:val="18"/>
-              </w:rPr>
-              <w:t xml:space="preserve"> }}</w:t>
+              <w:t>defendant</w:t>
+            </w:r>
+            <w:proofErr w:type="gramEnd"/>
+            <w:r>
+              <w:rPr>
+                <w:rFonts w:ascii="宋体" w:hAnsi="宋体"/>
+                <w:color w:val="000000"/>
+                <w:sz w:val="18"/>
+                <w:szCs w:val="18"/>
+              </w:rPr>
+              <w:t>.</w:t>
+            </w:r>
+            <w:proofErr w:type="gramStart"/>
+            <w:r>
+              <w:rPr>
+                <w:rFonts w:ascii="宋体" w:hAnsi="宋体"/>
+                <w:color w:val="000000"/>
+                <w:sz w:val="18"/>
+                <w:szCs w:val="18"/>
+              </w:rPr>
+              <w:t>address</w:t>
+            </w:r>
+            <w:proofErr w:type="spellEnd"/>
+            <w:r>
+              <w:rPr>
+                <w:rFonts w:ascii="宋体" w:hAnsi="宋体"/>
+                <w:color w:val="000000"/>
+                <w:sz w:val="18"/>
+                <w:szCs w:val="18"/>
+              </w:rPr>
+              <w:t xml:space="preserve"> }</w:t>
+            </w:r>
+            <w:proofErr w:type="gramEnd"/>
+            <w:r>
+              <w:rPr>
+                <w:rFonts w:ascii="宋体" w:hAnsi="宋体"/>
+                <w:color w:val="000000"/>
+                <w:sz w:val="18"/>
+                <w:szCs w:val="18"/>
+              </w:rPr>
+              <w:t>}</w:t>
             </w:r>
           </w:p>
           <w:p>
@@ -1841,6 +2301,7 @@
               </w:rPr>
               <w:t>注册地/登记地：</w:t>
             </w:r>
+            <w:proofErr w:type="gramStart"/>
             <w:r>
               <w:rPr>
                 <w:rFonts w:ascii="宋体" w:hAnsi="宋体"/>
@@ -1858,7 +2319,17 @@
                 <w:sz w:val="18"/>
                 <w:szCs w:val="18"/>
               </w:rPr>
-              <w:t>defendant.</w:t>
+              <w:t>defendant</w:t>
+            </w:r>
+            <w:proofErr w:type="gramEnd"/>
+            <w:r>
+              <w:rPr>
+                <w:rFonts w:ascii="宋体" w:hAnsi="宋体"/>
+                <w:color w:val="000000"/>
+                <w:sz w:val="18"/>
+                <w:szCs w:val="18"/>
+              </w:rPr>
+              <w:t>.</w:t>
             </w:r>
             <w:r>
               <w:rPr>
@@ -1869,6 +2340,7 @@
               </w:rPr>
               <w:t>Company_</w:t>
             </w:r>
+            <w:proofErr w:type="gramStart"/>
             <w:r>
               <w:rPr>
                 <w:rFonts w:ascii="宋体" w:hAnsi="宋体"/>
@@ -1886,7 +2358,17 @@
                 <w:sz w:val="18"/>
                 <w:szCs w:val="18"/>
               </w:rPr>
-              <w:t xml:space="preserve"> }}</w:t>
+              <w:t xml:space="preserve"> }</w:t>
+            </w:r>
+            <w:proofErr w:type="gramEnd"/>
+            <w:r>
+              <w:rPr>
+                <w:rFonts w:ascii="宋体" w:hAnsi="宋体"/>
+                <w:color w:val="000000"/>
+                <w:sz w:val="18"/>
+                <w:szCs w:val="18"/>
+              </w:rPr>
+              <w:t>}</w:t>
             </w:r>
           </w:p>
           <w:p>
@@ -1907,8 +2389,10 @@
                 <w:sz w:val="18"/>
                 <w:szCs w:val="18"/>
               </w:rPr>
+              <w:lastRenderedPageBreak/>
               <w:t>法定代表人/主要负责人：</w:t>
             </w:r>
+            <w:proofErr w:type="gramStart"/>
             <w:r>
               <w:rPr>
                 <w:rFonts w:ascii="宋体" w:hAnsi="宋体"/>
@@ -1926,17 +2410,47 @@
                 <w:sz w:val="18"/>
                 <w:szCs w:val="18"/>
               </w:rPr>
-              <w:t>defendant.legal_rep</w:t>
-            </w:r>
-            <w:proofErr w:type="spellEnd"/>
-            <w:r>
-              <w:rPr>
-                <w:rFonts w:ascii="宋体" w:hAnsi="宋体"/>
-                <w:color w:val="000000"/>
-                <w:sz w:val="18"/>
-                <w:szCs w:val="18"/>
-              </w:rPr>
-              <w:t xml:space="preserve"> }}</w:t>
+              <w:t>defendant</w:t>
+            </w:r>
+            <w:proofErr w:type="gramEnd"/>
+            <w:r>
+              <w:rPr>
+                <w:rFonts w:ascii="宋体" w:hAnsi="宋体"/>
+                <w:color w:val="000000"/>
+                <w:sz w:val="18"/>
+                <w:szCs w:val="18"/>
+              </w:rPr>
+              <w:t>.legal_</w:t>
+            </w:r>
+            <w:proofErr w:type="gramStart"/>
+            <w:r>
+              <w:rPr>
+                <w:rFonts w:ascii="宋体" w:hAnsi="宋体"/>
+                <w:color w:val="000000"/>
+                <w:sz w:val="18"/>
+                <w:szCs w:val="18"/>
+              </w:rPr>
+              <w:t>rep</w:t>
+            </w:r>
+            <w:proofErr w:type="spellEnd"/>
+            <w:r>
+              <w:rPr>
+                <w:rFonts w:ascii="宋体" w:hAnsi="宋体"/>
+                <w:color w:val="000000"/>
+                <w:sz w:val="18"/>
+                <w:szCs w:val="18"/>
+              </w:rPr>
+              <w:t xml:space="preserve"> }</w:t>
+            </w:r>
+            <w:proofErr w:type="gramEnd"/>
+            <w:r>
+              <w:rPr>
+                <w:rFonts w:ascii="宋体" w:hAnsi="宋体"/>
+                <w:color w:val="000000"/>
+                <w:sz w:val="18"/>
+                <w:szCs w:val="18"/>
+              </w:rPr>
+              <w:t>}</w:t>
             </w:r>
           </w:p>
           <w:p>
@@ -1957,9 +2471,9 @@
                 <w:sz w:val="18"/>
                 <w:szCs w:val="18"/>
               </w:rPr>
-              <w:lastRenderedPageBreak/>
               <w:t>职务：</w:t>
             </w:r>
+            <w:proofErr w:type="gramStart"/>
             <w:r>
               <w:rPr>
                 <w:rFonts w:ascii="宋体" w:hAnsi="宋体"/>
@@ -1980,6 +2494,7 @@
               <w:t>defendant.job</w:t>
             </w:r>
             <w:proofErr w:type="spellEnd"/>
+            <w:proofErr w:type="gramEnd"/>
             <w:r>
               <w:rPr>
                 <w:rFonts w:ascii="宋体" w:hAnsi="宋体"/>
@@ -2007,6 +2522,7 @@
               </w:rPr>
               <w:t>联系电话：</w:t>
             </w:r>
+            <w:proofErr w:type="gramStart"/>
             <w:r>
               <w:rPr>
                 <w:rFonts w:ascii="宋体" w:hAnsi="宋体"/>
@@ -2024,17 +2540,47 @@
                 <w:sz w:val="18"/>
                 <w:szCs w:val="18"/>
               </w:rPr>
-              <w:t>defendant.phone</w:t>
-            </w:r>
-            <w:proofErr w:type="spellEnd"/>
-            <w:r>
-              <w:rPr>
-                <w:rFonts w:ascii="宋体" w:hAnsi="宋体"/>
-                <w:color w:val="000000"/>
-                <w:sz w:val="18"/>
-                <w:szCs w:val="18"/>
-              </w:rPr>
-              <w:t xml:space="preserve"> }}</w:t>
+              <w:t>defendant</w:t>
+            </w:r>
+            <w:proofErr w:type="gramEnd"/>
+            <w:r>
+              <w:rPr>
+                <w:rFonts w:ascii="宋体" w:hAnsi="宋体"/>
+                <w:color w:val="000000"/>
+                <w:sz w:val="18"/>
+                <w:szCs w:val="18"/>
+              </w:rPr>
+              <w:t>.</w:t>
+            </w:r>
+            <w:proofErr w:type="gramStart"/>
+            <w:r>
+              <w:rPr>
+                <w:rFonts w:ascii="宋体" w:hAnsi="宋体"/>
+                <w:color w:val="000000"/>
+                <w:sz w:val="18"/>
+                <w:szCs w:val="18"/>
+              </w:rPr>
+              <w:t>phone</w:t>
+            </w:r>
+            <w:proofErr w:type="spellEnd"/>
+            <w:r>
+              <w:rPr>
+                <w:rFonts w:ascii="宋体" w:hAnsi="宋体"/>
+                <w:color w:val="000000"/>
+                <w:sz w:val="18"/>
+                <w:szCs w:val="18"/>
+              </w:rPr>
+              <w:t xml:space="preserve"> }</w:t>
+            </w:r>
+            <w:proofErr w:type="gramEnd"/>
+            <w:r>
+              <w:rPr>
+                <w:rFonts w:ascii="宋体" w:hAnsi="宋体"/>
+                <w:color w:val="000000"/>
+                <w:sz w:val="18"/>
+                <w:szCs w:val="18"/>
+              </w:rPr>
+              <w:t>}</w:t>
             </w:r>
           </w:p>
           <w:p>
@@ -2057,6 +2603,7 @@
               </w:rPr>
               <w:t>统一社会信用代码：</w:t>
             </w:r>
+            <w:proofErr w:type="gramStart"/>
             <w:r>
               <w:rPr>
                 <w:rFonts w:ascii="宋体" w:hAnsi="宋体"/>
@@ -2074,17 +2621,47 @@
                 <w:sz w:val="18"/>
                 <w:szCs w:val="18"/>
               </w:rPr>
-              <w:t>defendant.social_credit_code</w:t>
-            </w:r>
-            <w:proofErr w:type="spellEnd"/>
-            <w:r>
-              <w:rPr>
-                <w:rFonts w:ascii="宋体" w:hAnsi="宋体"/>
-                <w:color w:val="000000"/>
-                <w:sz w:val="18"/>
-                <w:szCs w:val="18"/>
-              </w:rPr>
-              <w:t xml:space="preserve"> }}</w:t>
+              <w:t>defendant</w:t>
+            </w:r>
+            <w:proofErr w:type="gramEnd"/>
+            <w:r>
+              <w:rPr>
+                <w:rFonts w:ascii="宋体" w:hAnsi="宋体"/>
+                <w:color w:val="000000"/>
+                <w:sz w:val="18"/>
+                <w:szCs w:val="18"/>
+              </w:rPr>
+              <w:t>.social_credit_</w:t>
+            </w:r>
+            <w:proofErr w:type="gramStart"/>
+            <w:r>
+              <w:rPr>
+                <w:rFonts w:ascii="宋体" w:hAnsi="宋体"/>
+                <w:color w:val="000000"/>
+                <w:sz w:val="18"/>
+                <w:szCs w:val="18"/>
+              </w:rPr>
+              <w:t>code</w:t>
+            </w:r>
+            <w:proofErr w:type="spellEnd"/>
+            <w:r>
+              <w:rPr>
+                <w:rFonts w:ascii="宋体" w:hAnsi="宋体"/>
+                <w:color w:val="000000"/>
+                <w:sz w:val="18"/>
+                <w:szCs w:val="18"/>
+              </w:rPr>
+              <w:t xml:space="preserve"> }</w:t>
+            </w:r>
+            <w:proofErr w:type="gramEnd"/>
+            <w:r>
+              <w:rPr>
+                <w:rFonts w:ascii="宋体" w:hAnsi="宋体"/>
+                <w:color w:val="000000"/>
+                <w:sz w:val="18"/>
+                <w:szCs w:val="18"/>
+              </w:rPr>
+              <w:t>}</w:t>
             </w:r>
           </w:p>
           <w:p>
@@ -2107,6 +2684,7 @@
               </w:rPr>
               <w:t>类型：</w:t>
             </w:r>
+            <w:proofErr w:type="gramStart"/>
             <w:r>
               <w:rPr>
                 <w:rFonts w:ascii="宋体" w:hAnsi="宋体"/>
@@ -2124,17 +2702,47 @@
                 <w:sz w:val="18"/>
                 <w:szCs w:val="18"/>
               </w:rPr>
-              <w:t>defendant.entity_type</w:t>
-            </w:r>
-            <w:proofErr w:type="spellEnd"/>
-            <w:r>
-              <w:rPr>
-                <w:rFonts w:ascii="宋体" w:hAnsi="宋体"/>
-                <w:color w:val="000000"/>
-                <w:sz w:val="18"/>
-                <w:szCs w:val="18"/>
-              </w:rPr>
-              <w:t xml:space="preserve"> }}</w:t>
+              <w:t>defendant</w:t>
+            </w:r>
+            <w:proofErr w:type="gramEnd"/>
+            <w:r>
+              <w:rPr>
+                <w:rFonts w:ascii="宋体" w:hAnsi="宋体"/>
+                <w:color w:val="000000"/>
+                <w:sz w:val="18"/>
+                <w:szCs w:val="18"/>
+              </w:rPr>
+              <w:t>.entity_</w:t>
+            </w:r>
+            <w:proofErr w:type="gramStart"/>
+            <w:r>
+              <w:rPr>
+                <w:rFonts w:ascii="宋体" w:hAnsi="宋体"/>
+                <w:color w:val="000000"/>
+                <w:sz w:val="18"/>
+                <w:szCs w:val="18"/>
+              </w:rPr>
+              <w:t>type</w:t>
+            </w:r>
+            <w:proofErr w:type="spellEnd"/>
+            <w:r>
+              <w:rPr>
+                <w:rFonts w:ascii="宋体" w:hAnsi="宋体"/>
+                <w:color w:val="000000"/>
+                <w:sz w:val="18"/>
+                <w:szCs w:val="18"/>
+              </w:rPr>
+              <w:t xml:space="preserve"> }</w:t>
+            </w:r>
+            <w:proofErr w:type="gramEnd"/>
+            <w:r>
+              <w:rPr>
+                <w:rFonts w:ascii="宋体" w:hAnsi="宋体"/>
+                <w:color w:val="000000"/>
+                <w:sz w:val="18"/>
+                <w:szCs w:val="18"/>
+              </w:rPr>
+              <w:t>}</w:t>
             </w:r>
           </w:p>
           <w:p>
@@ -3979,6 +4587,7 @@
                 <w:sz w:val="18"/>
                 <w:szCs w:val="18"/>
               </w:rPr>
+              <w:lastRenderedPageBreak/>
               <w:t>10.是否已经申请诉前保全</w:t>
             </w:r>
           </w:p>
@@ -4060,9 +4669,9 @@
                 <w:sz w:val="18"/>
                 <w:szCs w:val="18"/>
               </w:rPr>
-              <w:lastRenderedPageBreak/>
               <w:t xml:space="preserve">保全法院: </w:t>
             </w:r>
+            <w:proofErr w:type="gramStart"/>
             <w:r>
               <w:rPr>
                 <w:rFonts w:ascii="宋体" w:hAnsi="宋体"/>
@@ -4080,7 +4689,17 @@
                 <w:sz w:val="18"/>
                 <w:szCs w:val="18"/>
               </w:rPr>
-              <w:t>preservation.court</w:t>
+              <w:t>preservation</w:t>
+            </w:r>
+            <w:proofErr w:type="gramEnd"/>
+            <w:r>
+              <w:rPr>
+                <w:rFonts w:ascii="宋体" w:hAnsi="宋体"/>
+                <w:color w:val="000000"/>
+                <w:sz w:val="18"/>
+                <w:szCs w:val="18"/>
+              </w:rPr>
+              <w:t>.court</w:t>
             </w:r>
             <w:proofErr w:type="spellEnd"/>
             <w:r>
@@ -4093,6 +4712,7 @@
               <w:t xml:space="preserve"> if </w:t>
             </w:r>
             <w:proofErr w:type="spellStart"/>
+            <w:proofErr w:type="gramStart"/>
             <w:r>
               <w:rPr>
                 <w:rFonts w:ascii="宋体" w:hAnsi="宋体"/>
@@ -4103,14 +4723,35 @@
               <w:t>preservation.active</w:t>
             </w:r>
             <w:proofErr w:type="spellEnd"/>
-            <w:r>
-              <w:rPr>
-                <w:rFonts w:ascii="宋体" w:hAnsi="宋体"/>
-                <w:color w:val="000000"/>
-                <w:sz w:val="18"/>
-                <w:szCs w:val="18"/>
-              </w:rPr>
-              <w:t xml:space="preserve"> else "/" }}</w:t>
+            <w:proofErr w:type="gramEnd"/>
+            <w:r>
+              <w:rPr>
+                <w:rFonts w:ascii="宋体" w:hAnsi="宋体"/>
+                <w:color w:val="000000"/>
+                <w:sz w:val="18"/>
+                <w:szCs w:val="18"/>
+              </w:rPr>
+              <w:t xml:space="preserve"> else "/</w:t>
+            </w:r>
+            <w:proofErr w:type="gramStart"/>
+            <w:r>
+              <w:rPr>
+                <w:rFonts w:ascii="宋体" w:hAnsi="宋体"/>
+                <w:color w:val="000000"/>
+                <w:sz w:val="18"/>
+                <w:szCs w:val="18"/>
+              </w:rPr>
+              <w:t>" }</w:t>
+            </w:r>
+            <w:proofErr w:type="gramEnd"/>
+            <w:r>
+              <w:rPr>
+                <w:rFonts w:ascii="宋体" w:hAnsi="宋体"/>
+                <w:color w:val="000000"/>
+                <w:sz w:val="18"/>
+                <w:szCs w:val="18"/>
+              </w:rPr>
+              <w:t>}</w:t>
             </w:r>
           </w:p>
           <w:p>
@@ -4135,6 +4776,7 @@
             <w:r>
               <w:t xml:space="preserve"> </w:t>
             </w:r>
+            <w:proofErr w:type="gramStart"/>
             <w:r>
               <w:rPr>
                 <w:rFonts w:ascii="宋体" w:hAnsi="宋体"/>
@@ -4152,7 +4794,17 @@
                 <w:sz w:val="18"/>
                 <w:szCs w:val="18"/>
               </w:rPr>
-              <w:t>preservation.document</w:t>
+              <w:t>preservation</w:t>
+            </w:r>
+            <w:proofErr w:type="gramEnd"/>
+            <w:r>
+              <w:rPr>
+                <w:rFonts w:ascii="宋体" w:hAnsi="宋体"/>
+                <w:color w:val="000000"/>
+                <w:sz w:val="18"/>
+                <w:szCs w:val="18"/>
+              </w:rPr>
+              <w:t>.document</w:t>
             </w:r>
             <w:proofErr w:type="spellEnd"/>
             <w:r>
@@ -4165,6 +4817,7 @@
               <w:t xml:space="preserve"> if </w:t>
             </w:r>
             <w:proofErr w:type="spellStart"/>
+            <w:proofErr w:type="gramStart"/>
             <w:r>
               <w:rPr>
                 <w:rFonts w:ascii="宋体" w:hAnsi="宋体"/>
@@ -4175,14 +4828,35 @@
               <w:t>preservation.active</w:t>
             </w:r>
             <w:proofErr w:type="spellEnd"/>
-            <w:r>
-              <w:rPr>
-                <w:rFonts w:ascii="宋体" w:hAnsi="宋体"/>
-                <w:color w:val="000000"/>
-                <w:sz w:val="18"/>
-                <w:szCs w:val="18"/>
-              </w:rPr>
-              <w:t xml:space="preserve"> else "/" }}</w:t>
+            <w:proofErr w:type="gramEnd"/>
+            <w:r>
+              <w:rPr>
+                <w:rFonts w:ascii="宋体" w:hAnsi="宋体"/>
+                <w:color w:val="000000"/>
+                <w:sz w:val="18"/>
+                <w:szCs w:val="18"/>
+              </w:rPr>
+              <w:t xml:space="preserve"> else "/</w:t>
+            </w:r>
+            <w:proofErr w:type="gramStart"/>
+            <w:r>
+              <w:rPr>
+                <w:rFonts w:ascii="宋体" w:hAnsi="宋体"/>
+                <w:color w:val="000000"/>
+                <w:sz w:val="18"/>
+                <w:szCs w:val="18"/>
+              </w:rPr>
+              <w:t>" }</w:t>
+            </w:r>
+            <w:proofErr w:type="gramEnd"/>
+            <w:r>
+              <w:rPr>
+                <w:rFonts w:ascii="宋体" w:hAnsi="宋体"/>
+                <w:color w:val="000000"/>
+                <w:sz w:val="18"/>
+                <w:szCs w:val="18"/>
+              </w:rPr>
+              <w:t>}</w:t>
             </w:r>
           </w:p>
           <w:p>
@@ -4265,7 +4939,6 @@
                 <w:sz w:val="30"/>
                 <w:szCs w:val="30"/>
               </w:rPr>
-              <w:lastRenderedPageBreak/>
               <w:t>事实和理由</w:t>
             </w:r>
           </w:p>
@@ -4336,6 +5009,7 @@
                 <w:szCs w:val="18"/>
               </w:rPr>
             </w:pPr>
+            <w:proofErr w:type="gramStart"/>
             <w:r>
               <w:rPr>
                 <w:rFonts w:ascii="宋体" w:hAnsi="宋体"/>
@@ -4353,7 +5027,17 @@
                 <w:sz w:val="18"/>
                 <w:szCs w:val="18"/>
               </w:rPr>
-              <w:t>facts.contract_signing</w:t>
+              <w:t>facts</w:t>
+            </w:r>
+            <w:proofErr w:type="gramEnd"/>
+            <w:r>
+              <w:rPr>
+                <w:rFonts w:ascii="宋体" w:hAnsi="宋体"/>
+                <w:color w:val="000000"/>
+                <w:sz w:val="18"/>
+                <w:szCs w:val="18"/>
+              </w:rPr>
+              <w:t>.contract_signing</w:t>
             </w:r>
             <w:proofErr w:type="spellEnd"/>
             <w:r>
@@ -4433,6 +5117,7 @@
                 <w:szCs w:val="18"/>
               </w:rPr>
             </w:pPr>
+            <w:proofErr w:type="gramStart"/>
             <w:r>
               <w:rPr>
                 <w:rFonts w:ascii="宋体" w:hAnsi="宋体"/>
@@ -4450,7 +5135,17 @@
                 <w:sz w:val="18"/>
                 <w:szCs w:val="18"/>
               </w:rPr>
-              <w:t>facts.performance_details</w:t>
+              <w:t>facts</w:t>
+            </w:r>
+            <w:proofErr w:type="gramEnd"/>
+            <w:r>
+              <w:rPr>
+                <w:rFonts w:ascii="宋体" w:hAnsi="宋体"/>
+                <w:color w:val="000000"/>
+                <w:sz w:val="18"/>
+                <w:szCs w:val="18"/>
+              </w:rPr>
+              <w:t>.performance_details</w:t>
             </w:r>
             <w:proofErr w:type="spellEnd"/>
             <w:r>
@@ -4530,6 +5225,7 @@
                 <w:szCs w:val="18"/>
               </w:rPr>
             </w:pPr>
+            <w:proofErr w:type="gramStart"/>
             <w:r>
               <w:rPr>
                 <w:rFonts w:ascii="宋体" w:hAnsi="宋体"/>
@@ -4547,7 +5243,17 @@
                 <w:sz w:val="18"/>
                 <w:szCs w:val="18"/>
               </w:rPr>
-              <w:t>facts.termination_reason</w:t>
+              <w:t>facts</w:t>
+            </w:r>
+            <w:proofErr w:type="gramEnd"/>
+            <w:r>
+              <w:rPr>
+                <w:rFonts w:ascii="宋体" w:hAnsi="宋体"/>
+                <w:color w:val="000000"/>
+                <w:sz w:val="18"/>
+                <w:szCs w:val="18"/>
+              </w:rPr>
+              <w:t>.termination_reason</w:t>
             </w:r>
             <w:proofErr w:type="spellEnd"/>
             <w:r>
@@ -5008,6 +5714,7 @@
                 <w:szCs w:val="18"/>
               </w:rPr>
             </w:pPr>
+            <w:proofErr w:type="gramStart"/>
             <w:r>
               <w:rPr>
                 <w:rFonts w:ascii="宋体" w:hAnsi="宋体"/>
@@ -5025,7 +5732,17 @@
                 <w:sz w:val="18"/>
                 <w:szCs w:val="18"/>
               </w:rPr>
-              <w:t>facts.legal_basis</w:t>
+              <w:t>facts</w:t>
+            </w:r>
+            <w:proofErr w:type="gramEnd"/>
+            <w:r>
+              <w:rPr>
+                <w:rFonts w:ascii="宋体" w:hAnsi="宋体"/>
+                <w:color w:val="000000"/>
+                <w:sz w:val="18"/>
+                <w:szCs w:val="18"/>
+              </w:rPr>
+              <w:t>.legal_basis</w:t>
             </w:r>
             <w:proofErr w:type="spellEnd"/>
             <w:r>
@@ -5561,7 +6278,6 @@
   <w:style w:type="character" w:default="1" w:styleId="a0">
     <w:name w:val="Default Paragraph Font"/>
     <w:uiPriority w:val="1"/>
-    <w:semiHidden/>
     <w:unhideWhenUsed/>
   </w:style>
   <w:style w:type="table" w:default="1" w:styleId="a1">

--- a/backend/data/Labour_Litigation_Template.docx
+++ b/backend/data/Labour_Litigation_Template.docx
@@ -1040,7 +1040,7 @@
               <w:widowControl/>
               <w:jc w:val="left"/>
               <w:rPr>
-                <w:rFonts w:ascii="宋体" w:hAnsi="宋体"/>
+                <w:rFonts w:ascii="宋体" w:hAnsi="宋体" w:hint="eastAsia"/>
                 <w:color w:val="000000"/>
                 <w:sz w:val="18"/>
                 <w:szCs w:val="18"/>
@@ -5330,6 +5330,7 @@
                 <w:szCs w:val="18"/>
               </w:rPr>
             </w:pPr>
+            <w:proofErr w:type="gramStart"/>
             <w:r>
               <w:rPr>
                 <w:rFonts w:ascii="宋体" w:hAnsi="宋体"/>
@@ -5347,37 +5348,27 @@
                 <w:sz w:val="18"/>
                 <w:szCs w:val="18"/>
               </w:rPr>
-              <w:t>facts.work_injury</w:t>
-            </w:r>
-            <w:proofErr w:type="spellEnd"/>
-            <w:r>
-              <w:rPr>
-                <w:rFonts w:ascii="宋体" w:hAnsi="宋体"/>
-                <w:color w:val="000000"/>
-                <w:sz w:val="18"/>
-                <w:szCs w:val="18"/>
-              </w:rPr>
-              <w:t xml:space="preserve"> if </w:t>
-            </w:r>
-            <w:proofErr w:type="spellStart"/>
-            <w:r>
-              <w:rPr>
-                <w:rFonts w:ascii="宋体" w:hAnsi="宋体"/>
-                <w:color w:val="000000"/>
-                <w:sz w:val="18"/>
-                <w:szCs w:val="18"/>
-              </w:rPr>
-              <w:t>facts.work_injury</w:t>
-            </w:r>
-            <w:proofErr w:type="spellEnd"/>
-            <w:r>
-              <w:rPr>
-                <w:rFonts w:ascii="宋体" w:hAnsi="宋体"/>
-                <w:color w:val="000000"/>
-                <w:sz w:val="18"/>
-                <w:szCs w:val="18"/>
-              </w:rPr>
-              <w:t xml:space="preserve"> else "无" }}</w:t>
+              <w:t>facts</w:t>
+            </w:r>
+            <w:proofErr w:type="gramEnd"/>
+            <w:r>
+              <w:rPr>
+                <w:rFonts w:ascii="宋体" w:hAnsi="宋体"/>
+                <w:color w:val="000000"/>
+                <w:sz w:val="18"/>
+                <w:szCs w:val="18"/>
+              </w:rPr>
+              <w:t>.work_injury</w:t>
+            </w:r>
+            <w:proofErr w:type="spellEnd"/>
+            <w:r>
+              <w:rPr>
+                <w:rFonts w:ascii="宋体" w:hAnsi="宋体"/>
+                <w:color w:val="000000"/>
+                <w:sz w:val="18"/>
+                <w:szCs w:val="18"/>
+              </w:rPr>
+              <w:t xml:space="preserve"> }}</w:t>
             </w:r>
           </w:p>
         </w:tc>
@@ -5418,12 +5409,33 @@
             <w:pPr>
               <w:spacing w:line="380" w:lineRule="exact"/>
               <w:rPr>
-                <w:rFonts w:ascii="宋体" w:hAnsi="宋体" w:hint="eastAsia"/>
-                <w:color w:val="000000"/>
-                <w:sz w:val="18"/>
-                <w:szCs w:val="18"/>
-              </w:rPr>
-            </w:pPr>
+                <w:rFonts w:ascii="宋体" w:hAnsi="宋体"/>
+                <w:color w:val="000000"/>
+                <w:sz w:val="18"/>
+                <w:szCs w:val="18"/>
+              </w:rPr>
+            </w:pPr>
+            <w:r>
+              <w:rPr>
+                <w:rFonts w:ascii="宋体" w:hAnsi="宋体"/>
+                <w:color w:val="000000"/>
+                <w:sz w:val="18"/>
+                <w:szCs w:val="18"/>
+              </w:rPr>
+              <w:t>（请填写仲裁裁决书编号及结果）</w:t>
+            </w:r>
+          </w:p>
+          <w:p>
+            <w:pPr>
+              <w:spacing w:line="380" w:lineRule="exact"/>
+              <w:rPr>
+                <w:rFonts w:ascii="宋体" w:hAnsi="宋体" w:hint="eastAsia"/>
+                <w:color w:val="000000"/>
+                <w:sz w:val="18"/>
+                <w:szCs w:val="18"/>
+              </w:rPr>
+            </w:pPr>
+            <w:proofErr w:type="gramStart"/>
             <w:r>
               <w:rPr>
                 <w:rFonts w:ascii="宋体" w:hAnsi="宋体"/>
@@ -5441,37 +5453,27 @@
                 <w:sz w:val="18"/>
                 <w:szCs w:val="18"/>
               </w:rPr>
-              <w:t>facts.arbitration_details</w:t>
-            </w:r>
-            <w:proofErr w:type="spellEnd"/>
-            <w:r>
-              <w:rPr>
-                <w:rFonts w:ascii="宋体" w:hAnsi="宋体"/>
-                <w:color w:val="000000"/>
-                <w:sz w:val="18"/>
-                <w:szCs w:val="18"/>
-              </w:rPr>
-              <w:t xml:space="preserve"> if </w:t>
-            </w:r>
-            <w:proofErr w:type="spellStart"/>
-            <w:r>
-              <w:rPr>
-                <w:rFonts w:ascii="宋体" w:hAnsi="宋体"/>
-                <w:color w:val="000000"/>
-                <w:sz w:val="18"/>
-                <w:szCs w:val="18"/>
-              </w:rPr>
-              <w:t>facts.arbitration_details</w:t>
-            </w:r>
-            <w:proofErr w:type="spellEnd"/>
-            <w:r>
-              <w:rPr>
-                <w:rFonts w:ascii="宋体" w:hAnsi="宋体"/>
-                <w:color w:val="000000"/>
-                <w:sz w:val="18"/>
-                <w:szCs w:val="18"/>
-              </w:rPr>
-              <w:t xml:space="preserve"> else "（请填写仲裁裁决书编号及结果）" }}</w:t>
+              <w:t>facts</w:t>
+            </w:r>
+            <w:proofErr w:type="gramEnd"/>
+            <w:r>
+              <w:rPr>
+                <w:rFonts w:ascii="宋体" w:hAnsi="宋体"/>
+                <w:color w:val="000000"/>
+                <w:sz w:val="18"/>
+                <w:szCs w:val="18"/>
+              </w:rPr>
+              <w:t>.arbitration_details</w:t>
+            </w:r>
+            <w:proofErr w:type="spellEnd"/>
+            <w:r>
+              <w:rPr>
+                <w:rFonts w:ascii="宋体" w:hAnsi="宋体"/>
+                <w:color w:val="000000"/>
+                <w:sz w:val="18"/>
+                <w:szCs w:val="18"/>
+              </w:rPr>
+              <w:t xml:space="preserve"> }}</w:t>
             </w:r>
           </w:p>
         </w:tc>
@@ -6278,6 +6280,7 @@
   <w:style w:type="character" w:default="1" w:styleId="a0">
     <w:name w:val="Default Paragraph Font"/>
     <w:uiPriority w:val="1"/>
+    <w:semiHidden/>
     <w:unhideWhenUsed/>
   </w:style>
   <w:style w:type="table" w:default="1" w:styleId="a1">

--- a/backend/data/Labour_Litigation_Template.docx
+++ b/backend/data/Labour_Litigation_Template.docx
@@ -161,43 +161,7 @@
                 <w:color w:val="000000"/>
                 <w:szCs w:val="21"/>
               </w:rPr>
-              <w:t>3.本表所涉内容系针对一般劳动争议纠纷案件，有些内容可能与您的案件无关，您认为与案件无关的项目可以填“无”或不填；对于本表中</w:t>
-            </w:r>
-            <w:proofErr w:type="gramStart"/>
-            <w:r>
-              <w:rPr>
-                <w:rFonts w:ascii="宋体" w:hAnsi="宋体" w:hint="eastAsia"/>
-                <w:color w:val="000000"/>
-                <w:szCs w:val="21"/>
-              </w:rPr>
-              <w:t>勾</w:t>
-            </w:r>
-            <w:proofErr w:type="gramEnd"/>
-            <w:r>
-              <w:rPr>
-                <w:rFonts w:ascii="宋体" w:hAnsi="宋体" w:hint="eastAsia"/>
-                <w:color w:val="000000"/>
-                <w:szCs w:val="21"/>
-              </w:rPr>
-              <w:t>选项可以在</w:t>
-            </w:r>
-            <w:proofErr w:type="gramStart"/>
-            <w:r>
-              <w:rPr>
-                <w:rFonts w:ascii="宋体" w:hAnsi="宋体" w:hint="eastAsia"/>
-                <w:color w:val="000000"/>
-                <w:szCs w:val="21"/>
-              </w:rPr>
-              <w:t>对应项打“√”</w:t>
-            </w:r>
-            <w:proofErr w:type="gramEnd"/>
-            <w:r>
-              <w:rPr>
-                <w:rFonts w:ascii="宋体" w:hAnsi="宋体" w:hint="eastAsia"/>
-                <w:color w:val="000000"/>
-                <w:szCs w:val="21"/>
-              </w:rPr>
-              <w:t>；您认为另有重要内容需要列明的，可以在本表尾部或者另附页填写。</w:t>
+              <w:t>3.本表所涉内容系针对一般劳动争议纠纷案件，有些内容可能与您的案件无关，您认为与案件无关的项目可以填“无”或不填；对于本表中勾选项可以在对应项打“√”；您认为另有重要内容需要列明的，可以在本表尾部或者另附页填写。</w:t>
             </w:r>
           </w:p>
           <w:p>
@@ -343,25 +307,14 @@
               </w:rPr>
               <w:t>姓名：</w:t>
             </w:r>
-            <w:proofErr w:type="gramStart"/>
-            <w:r>
-              <w:rPr>
-                <w:rFonts w:ascii="宋体" w:hAnsi="宋体"/>
-                <w:color w:val="000000"/>
-                <w:sz w:val="18"/>
-                <w:szCs w:val="18"/>
-              </w:rPr>
-              <w:t>{{ plaintiff.name</w:t>
-            </w:r>
-            <w:proofErr w:type="gramEnd"/>
-            <w:r>
-              <w:rPr>
-                <w:rFonts w:ascii="宋体" w:hAnsi="宋体"/>
-                <w:color w:val="000000"/>
-                <w:sz w:val="18"/>
-                <w:szCs w:val="18"/>
-              </w:rPr>
-              <w:t xml:space="preserve"> }}</w:t>
+            <w:r>
+              <w:rPr>
+                <w:rFonts w:ascii="宋体" w:hAnsi="宋体"/>
+                <w:color w:val="000000"/>
+                <w:sz w:val="18"/>
+                <w:szCs w:val="18"/>
+              </w:rPr>
+              <w:t>{{ plaintiff.name }}</w:t>
             </w:r>
           </w:p>
           <w:p>
@@ -384,7 +337,6 @@
               </w:rPr>
               <w:t>性别：</w:t>
             </w:r>
-            <w:proofErr w:type="gramStart"/>
             <w:r>
               <w:rPr>
                 <w:rFonts w:ascii="宋体" w:hAnsi="宋体"/>
@@ -402,47 +354,17 @@
                 <w:sz w:val="18"/>
                 <w:szCs w:val="18"/>
               </w:rPr>
-              <w:t>plaintiff</w:t>
-            </w:r>
-            <w:proofErr w:type="gramEnd"/>
-            <w:r>
-              <w:rPr>
-                <w:rFonts w:ascii="宋体" w:hAnsi="宋体"/>
-                <w:color w:val="000000"/>
-                <w:sz w:val="18"/>
-                <w:szCs w:val="18"/>
-              </w:rPr>
-              <w:t>.</w:t>
-            </w:r>
-            <w:proofErr w:type="gramStart"/>
-            <w:r>
-              <w:rPr>
-                <w:rFonts w:ascii="宋体" w:hAnsi="宋体"/>
-                <w:color w:val="000000"/>
-                <w:sz w:val="18"/>
-                <w:szCs w:val="18"/>
-              </w:rPr>
-              <w:t>gender</w:t>
-            </w:r>
-            <w:proofErr w:type="spellEnd"/>
-            <w:r>
-              <w:rPr>
-                <w:rFonts w:ascii="宋体" w:hAnsi="宋体"/>
-                <w:color w:val="000000"/>
-                <w:sz w:val="18"/>
-                <w:szCs w:val="18"/>
-              </w:rPr>
-              <w:t xml:space="preserve"> }</w:t>
-            </w:r>
-            <w:proofErr w:type="gramEnd"/>
-            <w:r>
-              <w:rPr>
-                <w:rFonts w:ascii="宋体" w:hAnsi="宋体"/>
-                <w:color w:val="000000"/>
-                <w:sz w:val="18"/>
-                <w:szCs w:val="18"/>
-              </w:rPr>
-              <w:t>}</w:t>
+              <w:t>plaintiff.gender</w:t>
+            </w:r>
+            <w:proofErr w:type="spellEnd"/>
+            <w:r>
+              <w:rPr>
+                <w:rFonts w:ascii="宋体" w:hAnsi="宋体"/>
+                <w:color w:val="000000"/>
+                <w:sz w:val="18"/>
+                <w:szCs w:val="18"/>
+              </w:rPr>
+              <w:t xml:space="preserve"> }}</w:t>
             </w:r>
           </w:p>
           <w:p>
@@ -465,7 +387,6 @@
               </w:rPr>
               <w:t>出生日期：</w:t>
             </w:r>
-            <w:proofErr w:type="gramStart"/>
             <w:r>
               <w:rPr>
                 <w:rFonts w:ascii="宋体" w:hAnsi="宋体"/>
@@ -483,47 +404,17 @@
                 <w:sz w:val="18"/>
                 <w:szCs w:val="18"/>
               </w:rPr>
-              <w:t>plaintiff</w:t>
-            </w:r>
-            <w:proofErr w:type="gramEnd"/>
-            <w:r>
-              <w:rPr>
-                <w:rFonts w:ascii="宋体" w:hAnsi="宋体"/>
-                <w:color w:val="000000"/>
-                <w:sz w:val="18"/>
-                <w:szCs w:val="18"/>
-              </w:rPr>
-              <w:t>.</w:t>
-            </w:r>
-            <w:proofErr w:type="gramStart"/>
-            <w:r>
-              <w:rPr>
-                <w:rFonts w:ascii="宋体" w:hAnsi="宋体"/>
-                <w:color w:val="000000"/>
-                <w:sz w:val="18"/>
-                <w:szCs w:val="18"/>
-              </w:rPr>
-              <w:t>birthday</w:t>
-            </w:r>
-            <w:proofErr w:type="spellEnd"/>
-            <w:r>
-              <w:rPr>
-                <w:rFonts w:ascii="宋体" w:hAnsi="宋体"/>
-                <w:color w:val="000000"/>
-                <w:sz w:val="18"/>
-                <w:szCs w:val="18"/>
-              </w:rPr>
-              <w:t xml:space="preserve"> }</w:t>
-            </w:r>
-            <w:proofErr w:type="gramEnd"/>
-            <w:r>
-              <w:rPr>
-                <w:rFonts w:ascii="宋体" w:hAnsi="宋体"/>
-                <w:color w:val="000000"/>
-                <w:sz w:val="18"/>
-                <w:szCs w:val="18"/>
-              </w:rPr>
-              <w:t>}</w:t>
+              <w:t>plaintiff.birthday</w:t>
+            </w:r>
+            <w:proofErr w:type="spellEnd"/>
+            <w:r>
+              <w:rPr>
+                <w:rFonts w:ascii="宋体" w:hAnsi="宋体"/>
+                <w:color w:val="000000"/>
+                <w:sz w:val="18"/>
+                <w:szCs w:val="18"/>
+              </w:rPr>
+              <w:t xml:space="preserve"> }}</w:t>
             </w:r>
           </w:p>
           <w:p>
@@ -546,7 +437,6 @@
               </w:rPr>
               <w:t>民族：</w:t>
             </w:r>
-            <w:proofErr w:type="gramStart"/>
             <w:r>
               <w:rPr>
                 <w:rFonts w:ascii="宋体" w:hAnsi="宋体"/>
@@ -564,47 +454,17 @@
                 <w:sz w:val="18"/>
                 <w:szCs w:val="18"/>
               </w:rPr>
-              <w:t>plaintiff</w:t>
-            </w:r>
-            <w:proofErr w:type="gramEnd"/>
-            <w:r>
-              <w:rPr>
-                <w:rFonts w:ascii="宋体" w:hAnsi="宋体"/>
-                <w:color w:val="000000"/>
-                <w:sz w:val="18"/>
-                <w:szCs w:val="18"/>
-              </w:rPr>
-              <w:t>.</w:t>
-            </w:r>
-            <w:proofErr w:type="gramStart"/>
-            <w:r>
-              <w:rPr>
-                <w:rFonts w:ascii="宋体" w:hAnsi="宋体"/>
-                <w:color w:val="000000"/>
-                <w:sz w:val="18"/>
-                <w:szCs w:val="18"/>
-              </w:rPr>
-              <w:t>ethnicity</w:t>
-            </w:r>
-            <w:proofErr w:type="spellEnd"/>
-            <w:r>
-              <w:rPr>
-                <w:rFonts w:ascii="宋体" w:hAnsi="宋体"/>
-                <w:color w:val="000000"/>
-                <w:sz w:val="18"/>
-                <w:szCs w:val="18"/>
-              </w:rPr>
-              <w:t xml:space="preserve"> }</w:t>
-            </w:r>
-            <w:proofErr w:type="gramEnd"/>
-            <w:r>
-              <w:rPr>
-                <w:rFonts w:ascii="宋体" w:hAnsi="宋体"/>
-                <w:color w:val="000000"/>
-                <w:sz w:val="18"/>
-                <w:szCs w:val="18"/>
-              </w:rPr>
-              <w:t>}</w:t>
+              <w:t>plaintiff.ethnicity</w:t>
+            </w:r>
+            <w:proofErr w:type="spellEnd"/>
+            <w:r>
+              <w:rPr>
+                <w:rFonts w:ascii="宋体" w:hAnsi="宋体"/>
+                <w:color w:val="000000"/>
+                <w:sz w:val="18"/>
+                <w:szCs w:val="18"/>
+              </w:rPr>
+              <w:t xml:space="preserve"> }}</w:t>
             </w:r>
           </w:p>
           <w:p>
@@ -627,7 +487,6 @@
               </w:rPr>
               <w:t xml:space="preserve">工作单位： </w:t>
             </w:r>
-            <w:proofErr w:type="gramStart"/>
             <w:r>
               <w:rPr>
                 <w:rFonts w:ascii="宋体" w:hAnsi="宋体"/>
@@ -645,47 +504,17 @@
                 <w:sz w:val="18"/>
                 <w:szCs w:val="18"/>
               </w:rPr>
-              <w:t>plaintiff</w:t>
-            </w:r>
-            <w:proofErr w:type="gramEnd"/>
-            <w:r>
-              <w:rPr>
-                <w:rFonts w:ascii="宋体" w:hAnsi="宋体"/>
-                <w:color w:val="000000"/>
-                <w:sz w:val="18"/>
-                <w:szCs w:val="18"/>
-              </w:rPr>
-              <w:t>.work_</w:t>
-            </w:r>
-            <w:proofErr w:type="gramStart"/>
-            <w:r>
-              <w:rPr>
-                <w:rFonts w:ascii="宋体" w:hAnsi="宋体"/>
-                <w:color w:val="000000"/>
-                <w:sz w:val="18"/>
-                <w:szCs w:val="18"/>
-              </w:rPr>
-              <w:t>unit</w:t>
-            </w:r>
-            <w:proofErr w:type="spellEnd"/>
-            <w:r>
-              <w:rPr>
-                <w:rFonts w:ascii="宋体" w:hAnsi="宋体"/>
-                <w:color w:val="000000"/>
-                <w:sz w:val="18"/>
-                <w:szCs w:val="18"/>
-              </w:rPr>
-              <w:t xml:space="preserve"> }</w:t>
-            </w:r>
-            <w:proofErr w:type="gramEnd"/>
-            <w:r>
-              <w:rPr>
-                <w:rFonts w:ascii="宋体" w:hAnsi="宋体"/>
-                <w:color w:val="000000"/>
-                <w:sz w:val="18"/>
-                <w:szCs w:val="18"/>
-              </w:rPr>
-              <w:t>}</w:t>
+              <w:t>plaintiff.work_unit</w:t>
+            </w:r>
+            <w:proofErr w:type="spellEnd"/>
+            <w:r>
+              <w:rPr>
+                <w:rFonts w:ascii="宋体" w:hAnsi="宋体"/>
+                <w:color w:val="000000"/>
+                <w:sz w:val="18"/>
+                <w:szCs w:val="18"/>
+              </w:rPr>
+              <w:t xml:space="preserve"> }}</w:t>
             </w:r>
           </w:p>
           <w:p>
@@ -708,7 +537,6 @@
               </w:rPr>
               <w:t xml:space="preserve">职务： </w:t>
             </w:r>
-            <w:proofErr w:type="gramStart"/>
             <w:r>
               <w:rPr>
                 <w:rFonts w:ascii="宋体" w:hAnsi="宋体"/>
@@ -726,47 +554,17 @@
                 <w:sz w:val="18"/>
                 <w:szCs w:val="18"/>
               </w:rPr>
-              <w:t>plaintiff.job</w:t>
-            </w:r>
-            <w:proofErr w:type="gramEnd"/>
-            <w:r>
-              <w:rPr>
-                <w:rFonts w:ascii="宋体" w:hAnsi="宋体"/>
-                <w:color w:val="000000"/>
-                <w:sz w:val="18"/>
-                <w:szCs w:val="18"/>
-              </w:rPr>
-              <w:t>_</w:t>
-            </w:r>
-            <w:proofErr w:type="gramStart"/>
-            <w:r>
-              <w:rPr>
-                <w:rFonts w:ascii="宋体" w:hAnsi="宋体"/>
-                <w:color w:val="000000"/>
-                <w:sz w:val="18"/>
-                <w:szCs w:val="18"/>
-              </w:rPr>
-              <w:t>title</w:t>
-            </w:r>
-            <w:proofErr w:type="spellEnd"/>
-            <w:r>
-              <w:rPr>
-                <w:rFonts w:ascii="宋体" w:hAnsi="宋体"/>
-                <w:color w:val="000000"/>
-                <w:sz w:val="18"/>
-                <w:szCs w:val="18"/>
-              </w:rPr>
-              <w:t xml:space="preserve"> }</w:t>
-            </w:r>
-            <w:proofErr w:type="gramEnd"/>
-            <w:r>
-              <w:rPr>
-                <w:rFonts w:ascii="宋体" w:hAnsi="宋体"/>
-                <w:color w:val="000000"/>
-                <w:sz w:val="18"/>
-                <w:szCs w:val="18"/>
-              </w:rPr>
-              <w:t>}</w:t>
+              <w:t>plaintiff.job_title</w:t>
+            </w:r>
+            <w:proofErr w:type="spellEnd"/>
+            <w:r>
+              <w:rPr>
+                <w:rFonts w:ascii="宋体" w:hAnsi="宋体"/>
+                <w:color w:val="000000"/>
+                <w:sz w:val="18"/>
+                <w:szCs w:val="18"/>
+              </w:rPr>
+              <w:t xml:space="preserve"> }}</w:t>
             </w:r>
             <w:r>
               <w:rPr>
@@ -798,7 +596,6 @@
               </w:rPr>
               <w:t>联系电话：</w:t>
             </w:r>
-            <w:proofErr w:type="gramStart"/>
             <w:r>
               <w:rPr>
                 <w:rFonts w:ascii="宋体" w:hAnsi="宋体"/>
@@ -816,47 +613,17 @@
                 <w:sz w:val="18"/>
                 <w:szCs w:val="18"/>
               </w:rPr>
-              <w:t>plaintiff</w:t>
-            </w:r>
-            <w:proofErr w:type="gramEnd"/>
-            <w:r>
-              <w:rPr>
-                <w:rFonts w:ascii="宋体" w:hAnsi="宋体"/>
-                <w:color w:val="000000"/>
-                <w:sz w:val="18"/>
-                <w:szCs w:val="18"/>
-              </w:rPr>
-              <w:t>.</w:t>
-            </w:r>
-            <w:proofErr w:type="gramStart"/>
-            <w:r>
-              <w:rPr>
-                <w:rFonts w:ascii="宋体" w:hAnsi="宋体"/>
-                <w:color w:val="000000"/>
-                <w:sz w:val="18"/>
-                <w:szCs w:val="18"/>
-              </w:rPr>
-              <w:t>phone</w:t>
-            </w:r>
-            <w:proofErr w:type="spellEnd"/>
-            <w:r>
-              <w:rPr>
-                <w:rFonts w:ascii="宋体" w:hAnsi="宋体"/>
-                <w:color w:val="000000"/>
-                <w:sz w:val="18"/>
-                <w:szCs w:val="18"/>
-              </w:rPr>
-              <w:t xml:space="preserve"> }</w:t>
-            </w:r>
-            <w:proofErr w:type="gramEnd"/>
-            <w:r>
-              <w:rPr>
-                <w:rFonts w:ascii="宋体" w:hAnsi="宋体"/>
-                <w:color w:val="000000"/>
-                <w:sz w:val="18"/>
-                <w:szCs w:val="18"/>
-              </w:rPr>
-              <w:t>}</w:t>
+              <w:t>plaintiff.phone</w:t>
+            </w:r>
+            <w:proofErr w:type="spellEnd"/>
+            <w:r>
+              <w:rPr>
+                <w:rFonts w:ascii="宋体" w:hAnsi="宋体"/>
+                <w:color w:val="000000"/>
+                <w:sz w:val="18"/>
+                <w:szCs w:val="18"/>
+              </w:rPr>
+              <w:t xml:space="preserve"> }}</w:t>
             </w:r>
           </w:p>
           <w:p>
@@ -879,7 +646,6 @@
               </w:rPr>
               <w:t>住所地（户籍所在地）：</w:t>
             </w:r>
-            <w:proofErr w:type="gramStart"/>
             <w:r>
               <w:rPr>
                 <w:rFonts w:ascii="宋体" w:hAnsi="宋体"/>
@@ -897,47 +663,17 @@
                 <w:sz w:val="18"/>
                 <w:szCs w:val="18"/>
               </w:rPr>
-              <w:t>plaintiff</w:t>
-            </w:r>
-            <w:proofErr w:type="gramEnd"/>
-            <w:r>
-              <w:rPr>
-                <w:rFonts w:ascii="宋体" w:hAnsi="宋体"/>
-                <w:color w:val="000000"/>
-                <w:sz w:val="18"/>
-                <w:szCs w:val="18"/>
-              </w:rPr>
-              <w:t>.</w:t>
-            </w:r>
-            <w:proofErr w:type="gramStart"/>
-            <w:r>
-              <w:rPr>
-                <w:rFonts w:ascii="宋体" w:hAnsi="宋体"/>
-                <w:color w:val="000000"/>
-                <w:sz w:val="18"/>
-                <w:szCs w:val="18"/>
-              </w:rPr>
-              <w:t>domicile</w:t>
-            </w:r>
-            <w:proofErr w:type="spellEnd"/>
-            <w:r>
-              <w:rPr>
-                <w:rFonts w:ascii="宋体" w:hAnsi="宋体"/>
-                <w:color w:val="000000"/>
-                <w:sz w:val="18"/>
-                <w:szCs w:val="18"/>
-              </w:rPr>
-              <w:t xml:space="preserve"> }</w:t>
-            </w:r>
-            <w:proofErr w:type="gramEnd"/>
-            <w:r>
-              <w:rPr>
-                <w:rFonts w:ascii="宋体" w:hAnsi="宋体"/>
-                <w:color w:val="000000"/>
-                <w:sz w:val="18"/>
-                <w:szCs w:val="18"/>
-              </w:rPr>
-              <w:t>}</w:t>
+              <w:t>plaintiff.domicile</w:t>
+            </w:r>
+            <w:proofErr w:type="spellEnd"/>
+            <w:r>
+              <w:rPr>
+                <w:rFonts w:ascii="宋体" w:hAnsi="宋体"/>
+                <w:color w:val="000000"/>
+                <w:sz w:val="18"/>
+                <w:szCs w:val="18"/>
+              </w:rPr>
+              <w:t xml:space="preserve"> }}</w:t>
             </w:r>
           </w:p>
           <w:p>
@@ -960,7 +696,6 @@
               </w:rPr>
               <w:t>经常居住地：</w:t>
             </w:r>
-            <w:proofErr w:type="gramStart"/>
             <w:r>
               <w:rPr>
                 <w:rFonts w:ascii="宋体" w:hAnsi="宋体"/>
@@ -978,17 +713,7 @@
                 <w:sz w:val="18"/>
                 <w:szCs w:val="18"/>
               </w:rPr>
-              <w:t>plaintiff</w:t>
-            </w:r>
-            <w:proofErr w:type="gramEnd"/>
-            <w:r>
-              <w:rPr>
-                <w:rFonts w:ascii="宋体" w:hAnsi="宋体"/>
-                <w:color w:val="000000"/>
-                <w:sz w:val="18"/>
-                <w:szCs w:val="18"/>
-              </w:rPr>
-              <w:t>.habitual_residence</w:t>
+              <w:t>plaintiff.habitual_residence</w:t>
             </w:r>
             <w:proofErr w:type="spellEnd"/>
             <w:r>
@@ -1589,7 +1314,6 @@
               </w:rPr>
               <w:t>地址：</w:t>
             </w:r>
-            <w:proofErr w:type="gramStart"/>
             <w:r>
               <w:rPr>
                 <w:rFonts w:ascii="宋体" w:hAnsi="宋体"/>
@@ -1607,47 +1331,17 @@
                 <w:sz w:val="18"/>
                 <w:szCs w:val="18"/>
               </w:rPr>
-              <w:t>service</w:t>
-            </w:r>
-            <w:proofErr w:type="gramEnd"/>
-            <w:r>
-              <w:rPr>
-                <w:rFonts w:ascii="宋体" w:hAnsi="宋体"/>
-                <w:color w:val="000000"/>
-                <w:sz w:val="18"/>
-                <w:szCs w:val="18"/>
-              </w:rPr>
-              <w:t>.</w:t>
-            </w:r>
-            <w:proofErr w:type="gramStart"/>
-            <w:r>
-              <w:rPr>
-                <w:rFonts w:ascii="宋体" w:hAnsi="宋体"/>
-                <w:color w:val="000000"/>
-                <w:sz w:val="18"/>
-                <w:szCs w:val="18"/>
-              </w:rPr>
-              <w:t>address</w:t>
-            </w:r>
-            <w:proofErr w:type="spellEnd"/>
-            <w:r>
-              <w:rPr>
-                <w:rFonts w:ascii="宋体" w:hAnsi="宋体"/>
-                <w:color w:val="000000"/>
-                <w:sz w:val="18"/>
-                <w:szCs w:val="18"/>
-              </w:rPr>
-              <w:t xml:space="preserve"> }</w:t>
-            </w:r>
-            <w:proofErr w:type="gramEnd"/>
-            <w:r>
-              <w:rPr>
-                <w:rFonts w:ascii="宋体" w:hAnsi="宋体"/>
-                <w:color w:val="000000"/>
-                <w:sz w:val="18"/>
-                <w:szCs w:val="18"/>
-              </w:rPr>
-              <w:t>}</w:t>
+              <w:t>service.address</w:t>
+            </w:r>
+            <w:proofErr w:type="spellEnd"/>
+            <w:r>
+              <w:rPr>
+                <w:rFonts w:ascii="宋体" w:hAnsi="宋体"/>
+                <w:color w:val="000000"/>
+                <w:sz w:val="18"/>
+                <w:szCs w:val="18"/>
+              </w:rPr>
+              <w:t xml:space="preserve"> }}</w:t>
             </w:r>
           </w:p>
           <w:p>
@@ -1670,7 +1364,6 @@
               </w:rPr>
               <w:t>收件人：</w:t>
             </w:r>
-            <w:proofErr w:type="gramStart"/>
             <w:r>
               <w:rPr>
                 <w:rFonts w:ascii="宋体" w:hAnsi="宋体"/>
@@ -1688,47 +1381,17 @@
                 <w:sz w:val="18"/>
                 <w:szCs w:val="18"/>
               </w:rPr>
-              <w:t>service</w:t>
-            </w:r>
-            <w:proofErr w:type="gramEnd"/>
-            <w:r>
-              <w:rPr>
-                <w:rFonts w:ascii="宋体" w:hAnsi="宋体"/>
-                <w:color w:val="000000"/>
-                <w:sz w:val="18"/>
-                <w:szCs w:val="18"/>
-              </w:rPr>
-              <w:t>.</w:t>
-            </w:r>
-            <w:proofErr w:type="gramStart"/>
-            <w:r>
-              <w:rPr>
-                <w:rFonts w:ascii="宋体" w:hAnsi="宋体"/>
-                <w:color w:val="000000"/>
-                <w:sz w:val="18"/>
-                <w:szCs w:val="18"/>
-              </w:rPr>
-              <w:t>recipient</w:t>
-            </w:r>
-            <w:proofErr w:type="spellEnd"/>
-            <w:r>
-              <w:rPr>
-                <w:rFonts w:ascii="宋体" w:hAnsi="宋体"/>
-                <w:color w:val="000000"/>
-                <w:sz w:val="18"/>
-                <w:szCs w:val="18"/>
-              </w:rPr>
-              <w:t xml:space="preserve"> }</w:t>
-            </w:r>
-            <w:proofErr w:type="gramEnd"/>
-            <w:r>
-              <w:rPr>
-                <w:rFonts w:ascii="宋体" w:hAnsi="宋体"/>
-                <w:color w:val="000000"/>
-                <w:sz w:val="18"/>
-                <w:szCs w:val="18"/>
-              </w:rPr>
-              <w:t>}</w:t>
+              <w:t>service.recipient</w:t>
+            </w:r>
+            <w:proofErr w:type="spellEnd"/>
+            <w:r>
+              <w:rPr>
+                <w:rFonts w:ascii="宋体" w:hAnsi="宋体"/>
+                <w:color w:val="000000"/>
+                <w:sz w:val="18"/>
+                <w:szCs w:val="18"/>
+              </w:rPr>
+              <w:t xml:space="preserve"> }}</w:t>
             </w:r>
           </w:p>
           <w:p>
@@ -1750,7 +1413,6 @@
               </w:rPr>
               <w:t>电话：</w:t>
             </w:r>
-            <w:proofErr w:type="gramStart"/>
             <w:r>
               <w:rPr>
                 <w:rFonts w:ascii="宋体" w:hAnsi="宋体"/>
@@ -1768,17 +1430,7 @@
                 <w:sz w:val="18"/>
                 <w:szCs w:val="18"/>
               </w:rPr>
-              <w:t>service</w:t>
-            </w:r>
-            <w:proofErr w:type="gramEnd"/>
-            <w:r>
-              <w:rPr>
-                <w:rFonts w:ascii="宋体" w:hAnsi="宋体"/>
-                <w:color w:val="000000"/>
-                <w:sz w:val="18"/>
-                <w:szCs w:val="18"/>
-              </w:rPr>
-              <w:t>.phone</w:t>
+              <w:t>service.phone</w:t>
             </w:r>
             <w:proofErr w:type="spellEnd"/>
             <w:r>
@@ -1907,19 +1559,8 @@
                 <w:sz w:val="18"/>
                 <w:szCs w:val="18"/>
               </w:rPr>
-              <w:t>方式：</w:t>
-            </w:r>
-            <w:proofErr w:type="gramStart"/>
-            <w:r>
-              <w:rPr>
-                <w:rFonts w:ascii="宋体" w:hAnsi="宋体" w:hint="eastAsia"/>
-                <w:color w:val="000000"/>
-                <w:sz w:val="18"/>
-                <w:szCs w:val="18"/>
-              </w:rPr>
-              <w:t>微信</w:t>
-            </w:r>
-            <w:proofErr w:type="gramEnd"/>
+              <w:t>方式：微信</w:t>
+            </w:r>
             <w:r>
               <w:rPr>
                 <w:rFonts w:ascii="宋体" w:hAnsi="宋体" w:hint="eastAsia"/>
@@ -2179,25 +1820,14 @@
               </w:rPr>
               <w:t>名称：</w:t>
             </w:r>
-            <w:proofErr w:type="gramStart"/>
-            <w:r>
-              <w:rPr>
-                <w:rFonts w:ascii="宋体" w:hAnsi="宋体"/>
-                <w:color w:val="000000"/>
-                <w:sz w:val="18"/>
-                <w:szCs w:val="18"/>
-              </w:rPr>
-              <w:t>{{ defendant.name</w:t>
-            </w:r>
-            <w:proofErr w:type="gramEnd"/>
-            <w:r>
-              <w:rPr>
-                <w:rFonts w:ascii="宋体" w:hAnsi="宋体"/>
-                <w:color w:val="000000"/>
-                <w:sz w:val="18"/>
-                <w:szCs w:val="18"/>
-              </w:rPr>
-              <w:t xml:space="preserve"> }}</w:t>
+            <w:r>
+              <w:rPr>
+                <w:rFonts w:ascii="宋体" w:hAnsi="宋体"/>
+                <w:color w:val="000000"/>
+                <w:sz w:val="18"/>
+                <w:szCs w:val="18"/>
+              </w:rPr>
+              <w:t>{{ defendant.name }}</w:t>
             </w:r>
           </w:p>
           <w:p>
@@ -2220,7 +1850,6 @@
               </w:rPr>
               <w:t>住所地（主要办事机构所在地）：</w:t>
             </w:r>
-            <w:proofErr w:type="gramStart"/>
             <w:r>
               <w:rPr>
                 <w:rFonts w:ascii="宋体" w:hAnsi="宋体"/>
@@ -2238,47 +1867,17 @@
                 <w:sz w:val="18"/>
                 <w:szCs w:val="18"/>
               </w:rPr>
-              <w:t>defendant</w:t>
-            </w:r>
-            <w:proofErr w:type="gramEnd"/>
-            <w:r>
-              <w:rPr>
-                <w:rFonts w:ascii="宋体" w:hAnsi="宋体"/>
-                <w:color w:val="000000"/>
-                <w:sz w:val="18"/>
-                <w:szCs w:val="18"/>
-              </w:rPr>
-              <w:t>.</w:t>
-            </w:r>
-            <w:proofErr w:type="gramStart"/>
-            <w:r>
-              <w:rPr>
-                <w:rFonts w:ascii="宋体" w:hAnsi="宋体"/>
-                <w:color w:val="000000"/>
-                <w:sz w:val="18"/>
-                <w:szCs w:val="18"/>
-              </w:rPr>
-              <w:t>address</w:t>
-            </w:r>
-            <w:proofErr w:type="spellEnd"/>
-            <w:r>
-              <w:rPr>
-                <w:rFonts w:ascii="宋体" w:hAnsi="宋体"/>
-                <w:color w:val="000000"/>
-                <w:sz w:val="18"/>
-                <w:szCs w:val="18"/>
-              </w:rPr>
-              <w:t xml:space="preserve"> }</w:t>
-            </w:r>
-            <w:proofErr w:type="gramEnd"/>
-            <w:r>
-              <w:rPr>
-                <w:rFonts w:ascii="宋体" w:hAnsi="宋体"/>
-                <w:color w:val="000000"/>
-                <w:sz w:val="18"/>
-                <w:szCs w:val="18"/>
-              </w:rPr>
-              <w:t>}</w:t>
+              <w:t>defendant.address</w:t>
+            </w:r>
+            <w:proofErr w:type="spellEnd"/>
+            <w:r>
+              <w:rPr>
+                <w:rFonts w:ascii="宋体" w:hAnsi="宋体"/>
+                <w:color w:val="000000"/>
+                <w:sz w:val="18"/>
+                <w:szCs w:val="18"/>
+              </w:rPr>
+              <w:t xml:space="preserve"> }}</w:t>
             </w:r>
           </w:p>
           <w:p>
@@ -2301,7 +1900,6 @@
               </w:rPr>
               <w:t>注册地/登记地：</w:t>
             </w:r>
-            <w:proofErr w:type="gramStart"/>
             <w:r>
               <w:rPr>
                 <w:rFonts w:ascii="宋体" w:hAnsi="宋体"/>
@@ -2319,17 +1917,7 @@
                 <w:sz w:val="18"/>
                 <w:szCs w:val="18"/>
               </w:rPr>
-              <w:t>defendant</w:t>
-            </w:r>
-            <w:proofErr w:type="gramEnd"/>
-            <w:r>
-              <w:rPr>
-                <w:rFonts w:ascii="宋体" w:hAnsi="宋体"/>
-                <w:color w:val="000000"/>
-                <w:sz w:val="18"/>
-                <w:szCs w:val="18"/>
-              </w:rPr>
-              <w:t>.</w:t>
+              <w:t>defendant.</w:t>
             </w:r>
             <w:r>
               <w:rPr>
@@ -2340,7 +1928,6 @@
               </w:rPr>
               <w:t>Company_</w:t>
             </w:r>
-            <w:proofErr w:type="gramStart"/>
             <w:r>
               <w:rPr>
                 <w:rFonts w:ascii="宋体" w:hAnsi="宋体"/>
@@ -2358,17 +1945,7 @@
                 <w:sz w:val="18"/>
                 <w:szCs w:val="18"/>
               </w:rPr>
-              <w:t xml:space="preserve"> }</w:t>
-            </w:r>
-            <w:proofErr w:type="gramEnd"/>
-            <w:r>
-              <w:rPr>
-                <w:rFonts w:ascii="宋体" w:hAnsi="宋体"/>
-                <w:color w:val="000000"/>
-                <w:sz w:val="18"/>
-                <w:szCs w:val="18"/>
-              </w:rPr>
-              <w:t>}</w:t>
+              <w:t xml:space="preserve"> }}</w:t>
             </w:r>
           </w:p>
           <w:p>
@@ -2392,7 +1969,6 @@
               <w:lastRenderedPageBreak/>
               <w:t>法定代表人/主要负责人：</w:t>
             </w:r>
-            <w:proofErr w:type="gramStart"/>
             <w:r>
               <w:rPr>
                 <w:rFonts w:ascii="宋体" w:hAnsi="宋体"/>
@@ -2410,47 +1986,17 @@
                 <w:sz w:val="18"/>
                 <w:szCs w:val="18"/>
               </w:rPr>
-              <w:t>defendant</w:t>
-            </w:r>
-            <w:proofErr w:type="gramEnd"/>
-            <w:r>
-              <w:rPr>
-                <w:rFonts w:ascii="宋体" w:hAnsi="宋体"/>
-                <w:color w:val="000000"/>
-                <w:sz w:val="18"/>
-                <w:szCs w:val="18"/>
-              </w:rPr>
-              <w:t>.legal_</w:t>
-            </w:r>
-            <w:proofErr w:type="gramStart"/>
-            <w:r>
-              <w:rPr>
-                <w:rFonts w:ascii="宋体" w:hAnsi="宋体"/>
-                <w:color w:val="000000"/>
-                <w:sz w:val="18"/>
-                <w:szCs w:val="18"/>
-              </w:rPr>
-              <w:t>rep</w:t>
-            </w:r>
-            <w:proofErr w:type="spellEnd"/>
-            <w:r>
-              <w:rPr>
-                <w:rFonts w:ascii="宋体" w:hAnsi="宋体"/>
-                <w:color w:val="000000"/>
-                <w:sz w:val="18"/>
-                <w:szCs w:val="18"/>
-              </w:rPr>
-              <w:t xml:space="preserve"> }</w:t>
-            </w:r>
-            <w:proofErr w:type="gramEnd"/>
-            <w:r>
-              <w:rPr>
-                <w:rFonts w:ascii="宋体" w:hAnsi="宋体"/>
-                <w:color w:val="000000"/>
-                <w:sz w:val="18"/>
-                <w:szCs w:val="18"/>
-              </w:rPr>
-              <w:t>}</w:t>
+              <w:t>defendant.legal_rep</w:t>
+            </w:r>
+            <w:proofErr w:type="spellEnd"/>
+            <w:r>
+              <w:rPr>
+                <w:rFonts w:ascii="宋体" w:hAnsi="宋体"/>
+                <w:color w:val="000000"/>
+                <w:sz w:val="18"/>
+                <w:szCs w:val="18"/>
+              </w:rPr>
+              <w:t xml:space="preserve"> }}</w:t>
             </w:r>
           </w:p>
           <w:p>
@@ -2473,7 +2019,6 @@
               </w:rPr>
               <w:t>职务：</w:t>
             </w:r>
-            <w:proofErr w:type="gramStart"/>
             <w:r>
               <w:rPr>
                 <w:rFonts w:ascii="宋体" w:hAnsi="宋体"/>
@@ -2494,7 +2039,6 @@
               <w:t>defendant.job</w:t>
             </w:r>
             <w:proofErr w:type="spellEnd"/>
-            <w:proofErr w:type="gramEnd"/>
             <w:r>
               <w:rPr>
                 <w:rFonts w:ascii="宋体" w:hAnsi="宋体"/>
@@ -2522,7 +2066,6 @@
               </w:rPr>
               <w:t>联系电话：</w:t>
             </w:r>
-            <w:proofErr w:type="gramStart"/>
             <w:r>
               <w:rPr>
                 <w:rFonts w:ascii="宋体" w:hAnsi="宋体"/>
@@ -2540,47 +2083,17 @@
                 <w:sz w:val="18"/>
                 <w:szCs w:val="18"/>
               </w:rPr>
-              <w:t>defendant</w:t>
-            </w:r>
-            <w:proofErr w:type="gramEnd"/>
-            <w:r>
-              <w:rPr>
-                <w:rFonts w:ascii="宋体" w:hAnsi="宋体"/>
-                <w:color w:val="000000"/>
-                <w:sz w:val="18"/>
-                <w:szCs w:val="18"/>
-              </w:rPr>
-              <w:t>.</w:t>
-            </w:r>
-            <w:proofErr w:type="gramStart"/>
-            <w:r>
-              <w:rPr>
-                <w:rFonts w:ascii="宋体" w:hAnsi="宋体"/>
-                <w:color w:val="000000"/>
-                <w:sz w:val="18"/>
-                <w:szCs w:val="18"/>
-              </w:rPr>
-              <w:t>phone</w:t>
-            </w:r>
-            <w:proofErr w:type="spellEnd"/>
-            <w:r>
-              <w:rPr>
-                <w:rFonts w:ascii="宋体" w:hAnsi="宋体"/>
-                <w:color w:val="000000"/>
-                <w:sz w:val="18"/>
-                <w:szCs w:val="18"/>
-              </w:rPr>
-              <w:t xml:space="preserve"> }</w:t>
-            </w:r>
-            <w:proofErr w:type="gramEnd"/>
-            <w:r>
-              <w:rPr>
-                <w:rFonts w:ascii="宋体" w:hAnsi="宋体"/>
-                <w:color w:val="000000"/>
-                <w:sz w:val="18"/>
-                <w:szCs w:val="18"/>
-              </w:rPr>
-              <w:t>}</w:t>
+              <w:t>defendant.phone</w:t>
+            </w:r>
+            <w:proofErr w:type="spellEnd"/>
+            <w:r>
+              <w:rPr>
+                <w:rFonts w:ascii="宋体" w:hAnsi="宋体"/>
+                <w:color w:val="000000"/>
+                <w:sz w:val="18"/>
+                <w:szCs w:val="18"/>
+              </w:rPr>
+              <w:t xml:space="preserve"> }}</w:t>
             </w:r>
           </w:p>
           <w:p>
@@ -2603,7 +2116,6 @@
               </w:rPr>
               <w:t>统一社会信用代码：</w:t>
             </w:r>
-            <w:proofErr w:type="gramStart"/>
             <w:r>
               <w:rPr>
                 <w:rFonts w:ascii="宋体" w:hAnsi="宋体"/>
@@ -2621,47 +2133,17 @@
                 <w:sz w:val="18"/>
                 <w:szCs w:val="18"/>
               </w:rPr>
-              <w:t>defendant</w:t>
-            </w:r>
-            <w:proofErr w:type="gramEnd"/>
-            <w:r>
-              <w:rPr>
-                <w:rFonts w:ascii="宋体" w:hAnsi="宋体"/>
-                <w:color w:val="000000"/>
-                <w:sz w:val="18"/>
-                <w:szCs w:val="18"/>
-              </w:rPr>
-              <w:t>.social_credit_</w:t>
-            </w:r>
-            <w:proofErr w:type="gramStart"/>
-            <w:r>
-              <w:rPr>
-                <w:rFonts w:ascii="宋体" w:hAnsi="宋体"/>
-                <w:color w:val="000000"/>
-                <w:sz w:val="18"/>
-                <w:szCs w:val="18"/>
-              </w:rPr>
-              <w:t>code</w:t>
-            </w:r>
-            <w:proofErr w:type="spellEnd"/>
-            <w:r>
-              <w:rPr>
-                <w:rFonts w:ascii="宋体" w:hAnsi="宋体"/>
-                <w:color w:val="000000"/>
-                <w:sz w:val="18"/>
-                <w:szCs w:val="18"/>
-              </w:rPr>
-              <w:t xml:space="preserve"> }</w:t>
-            </w:r>
-            <w:proofErr w:type="gramEnd"/>
-            <w:r>
-              <w:rPr>
-                <w:rFonts w:ascii="宋体" w:hAnsi="宋体"/>
-                <w:color w:val="000000"/>
-                <w:sz w:val="18"/>
-                <w:szCs w:val="18"/>
-              </w:rPr>
-              <w:t>}</w:t>
+              <w:t>defendant.social_credit_code</w:t>
+            </w:r>
+            <w:proofErr w:type="spellEnd"/>
+            <w:r>
+              <w:rPr>
+                <w:rFonts w:ascii="宋体" w:hAnsi="宋体"/>
+                <w:color w:val="000000"/>
+                <w:sz w:val="18"/>
+                <w:szCs w:val="18"/>
+              </w:rPr>
+              <w:t xml:space="preserve"> }}</w:t>
             </w:r>
           </w:p>
           <w:p>
@@ -2684,7 +2166,6 @@
               </w:rPr>
               <w:t>类型：</w:t>
             </w:r>
-            <w:proofErr w:type="gramStart"/>
             <w:r>
               <w:rPr>
                 <w:rFonts w:ascii="宋体" w:hAnsi="宋体"/>
@@ -2702,47 +2183,17 @@
                 <w:sz w:val="18"/>
                 <w:szCs w:val="18"/>
               </w:rPr>
-              <w:t>defendant</w:t>
-            </w:r>
-            <w:proofErr w:type="gramEnd"/>
-            <w:r>
-              <w:rPr>
-                <w:rFonts w:ascii="宋体" w:hAnsi="宋体"/>
-                <w:color w:val="000000"/>
-                <w:sz w:val="18"/>
-                <w:szCs w:val="18"/>
-              </w:rPr>
-              <w:t>.entity_</w:t>
-            </w:r>
-            <w:proofErr w:type="gramStart"/>
-            <w:r>
-              <w:rPr>
-                <w:rFonts w:ascii="宋体" w:hAnsi="宋体"/>
-                <w:color w:val="000000"/>
-                <w:sz w:val="18"/>
-                <w:szCs w:val="18"/>
-              </w:rPr>
-              <w:t>type</w:t>
-            </w:r>
-            <w:proofErr w:type="spellEnd"/>
-            <w:r>
-              <w:rPr>
-                <w:rFonts w:ascii="宋体" w:hAnsi="宋体"/>
-                <w:color w:val="000000"/>
-                <w:sz w:val="18"/>
-                <w:szCs w:val="18"/>
-              </w:rPr>
-              <w:t xml:space="preserve"> }</w:t>
-            </w:r>
-            <w:proofErr w:type="gramEnd"/>
-            <w:r>
-              <w:rPr>
-                <w:rFonts w:ascii="宋体" w:hAnsi="宋体"/>
-                <w:color w:val="000000"/>
-                <w:sz w:val="18"/>
-                <w:szCs w:val="18"/>
-              </w:rPr>
-              <w:t>}</w:t>
+              <w:t>defendant.entity_type</w:t>
+            </w:r>
+            <w:proofErr w:type="spellEnd"/>
+            <w:r>
+              <w:rPr>
+                <w:rFonts w:ascii="宋体" w:hAnsi="宋体"/>
+                <w:color w:val="000000"/>
+                <w:sz w:val="18"/>
+                <w:szCs w:val="18"/>
+              </w:rPr>
+              <w:t xml:space="preserve"> }}</w:t>
             </w:r>
           </w:p>
           <w:p>
@@ -4530,27 +3981,7 @@
                 <w:sz w:val="18"/>
                 <w:szCs w:val="18"/>
               </w:rPr>
-              <w:t xml:space="preserve"> if </w:t>
-            </w:r>
-            <w:proofErr w:type="spellStart"/>
-            <w:r>
-              <w:rPr>
-                <w:rFonts w:ascii="宋体" w:hAnsi="宋体"/>
-                <w:color w:val="000000"/>
-                <w:sz w:val="18"/>
-                <w:szCs w:val="18"/>
-              </w:rPr>
-              <w:t>claims.litigation_cost_burden</w:t>
-            </w:r>
-            <w:proofErr w:type="spellEnd"/>
-            <w:r>
-              <w:rPr>
-                <w:rFonts w:ascii="宋体" w:hAnsi="宋体"/>
-                <w:color w:val="000000"/>
-                <w:sz w:val="18"/>
-                <w:szCs w:val="18"/>
-              </w:rPr>
-              <w:t xml:space="preserve"> else "由被告承担" }}</w:t>
+              <w:t>}}</w:t>
             </w:r>
           </w:p>
         </w:tc>
@@ -4671,7 +4102,6 @@
               </w:rPr>
               <w:t xml:space="preserve">保全法院: </w:t>
             </w:r>
-            <w:proofErr w:type="gramStart"/>
             <w:r>
               <w:rPr>
                 <w:rFonts w:ascii="宋体" w:hAnsi="宋体"/>
@@ -4689,17 +4119,7 @@
                 <w:sz w:val="18"/>
                 <w:szCs w:val="18"/>
               </w:rPr>
-              <w:t>preservation</w:t>
-            </w:r>
-            <w:proofErr w:type="gramEnd"/>
-            <w:r>
-              <w:rPr>
-                <w:rFonts w:ascii="宋体" w:hAnsi="宋体"/>
-                <w:color w:val="000000"/>
-                <w:sz w:val="18"/>
-                <w:szCs w:val="18"/>
-              </w:rPr>
-              <w:t>.court</w:t>
+              <w:t>preservation.court</w:t>
             </w:r>
             <w:proofErr w:type="spellEnd"/>
             <w:r>
@@ -4712,7 +4132,6 @@
               <w:t xml:space="preserve"> if </w:t>
             </w:r>
             <w:proofErr w:type="spellStart"/>
-            <w:proofErr w:type="gramStart"/>
             <w:r>
               <w:rPr>
                 <w:rFonts w:ascii="宋体" w:hAnsi="宋体"/>
@@ -4723,35 +4142,14 @@
               <w:t>preservation.active</w:t>
             </w:r>
             <w:proofErr w:type="spellEnd"/>
-            <w:proofErr w:type="gramEnd"/>
-            <w:r>
-              <w:rPr>
-                <w:rFonts w:ascii="宋体" w:hAnsi="宋体"/>
-                <w:color w:val="000000"/>
-                <w:sz w:val="18"/>
-                <w:szCs w:val="18"/>
-              </w:rPr>
-              <w:t xml:space="preserve"> else "/</w:t>
-            </w:r>
-            <w:proofErr w:type="gramStart"/>
-            <w:r>
-              <w:rPr>
-                <w:rFonts w:ascii="宋体" w:hAnsi="宋体"/>
-                <w:color w:val="000000"/>
-                <w:sz w:val="18"/>
-                <w:szCs w:val="18"/>
-              </w:rPr>
-              <w:t>" }</w:t>
-            </w:r>
-            <w:proofErr w:type="gramEnd"/>
-            <w:r>
-              <w:rPr>
-                <w:rFonts w:ascii="宋体" w:hAnsi="宋体"/>
-                <w:color w:val="000000"/>
-                <w:sz w:val="18"/>
-                <w:szCs w:val="18"/>
-              </w:rPr>
-              <w:t>}</w:t>
+            <w:r>
+              <w:rPr>
+                <w:rFonts w:ascii="宋体" w:hAnsi="宋体"/>
+                <w:color w:val="000000"/>
+                <w:sz w:val="18"/>
+                <w:szCs w:val="18"/>
+              </w:rPr>
+              <w:t xml:space="preserve"> else "/" }}</w:t>
             </w:r>
           </w:p>
           <w:p>
@@ -4776,7 +4174,6 @@
             <w:r>
               <w:t xml:space="preserve"> </w:t>
             </w:r>
-            <w:proofErr w:type="gramStart"/>
             <w:r>
               <w:rPr>
                 <w:rFonts w:ascii="宋体" w:hAnsi="宋体"/>
@@ -4794,17 +4191,7 @@
                 <w:sz w:val="18"/>
                 <w:szCs w:val="18"/>
               </w:rPr>
-              <w:t>preservation</w:t>
-            </w:r>
-            <w:proofErr w:type="gramEnd"/>
-            <w:r>
-              <w:rPr>
-                <w:rFonts w:ascii="宋体" w:hAnsi="宋体"/>
-                <w:color w:val="000000"/>
-                <w:sz w:val="18"/>
-                <w:szCs w:val="18"/>
-              </w:rPr>
-              <w:t>.document</w:t>
+              <w:t>preservation.document</w:t>
             </w:r>
             <w:proofErr w:type="spellEnd"/>
             <w:r>
@@ -4817,7 +4204,6 @@
               <w:t xml:space="preserve"> if </w:t>
             </w:r>
             <w:proofErr w:type="spellStart"/>
-            <w:proofErr w:type="gramStart"/>
             <w:r>
               <w:rPr>
                 <w:rFonts w:ascii="宋体" w:hAnsi="宋体"/>
@@ -4828,35 +4214,14 @@
               <w:t>preservation.active</w:t>
             </w:r>
             <w:proofErr w:type="spellEnd"/>
-            <w:proofErr w:type="gramEnd"/>
-            <w:r>
-              <w:rPr>
-                <w:rFonts w:ascii="宋体" w:hAnsi="宋体"/>
-                <w:color w:val="000000"/>
-                <w:sz w:val="18"/>
-                <w:szCs w:val="18"/>
-              </w:rPr>
-              <w:t xml:space="preserve"> else "/</w:t>
-            </w:r>
-            <w:proofErr w:type="gramStart"/>
-            <w:r>
-              <w:rPr>
-                <w:rFonts w:ascii="宋体" w:hAnsi="宋体"/>
-                <w:color w:val="000000"/>
-                <w:sz w:val="18"/>
-                <w:szCs w:val="18"/>
-              </w:rPr>
-              <w:t>" }</w:t>
-            </w:r>
-            <w:proofErr w:type="gramEnd"/>
-            <w:r>
-              <w:rPr>
-                <w:rFonts w:ascii="宋体" w:hAnsi="宋体"/>
-                <w:color w:val="000000"/>
-                <w:sz w:val="18"/>
-                <w:szCs w:val="18"/>
-              </w:rPr>
-              <w:t>}</w:t>
+            <w:r>
+              <w:rPr>
+                <w:rFonts w:ascii="宋体" w:hAnsi="宋体"/>
+                <w:color w:val="000000"/>
+                <w:sz w:val="18"/>
+                <w:szCs w:val="18"/>
+              </w:rPr>
+              <w:t xml:space="preserve"> else "/" }}</w:t>
             </w:r>
           </w:p>
           <w:p>
@@ -5009,7 +4374,6 @@
                 <w:szCs w:val="18"/>
               </w:rPr>
             </w:pPr>
-            <w:proofErr w:type="gramStart"/>
             <w:r>
               <w:rPr>
                 <w:rFonts w:ascii="宋体" w:hAnsi="宋体"/>
@@ -5027,17 +4391,7 @@
                 <w:sz w:val="18"/>
                 <w:szCs w:val="18"/>
               </w:rPr>
-              <w:t>facts</w:t>
-            </w:r>
-            <w:proofErr w:type="gramEnd"/>
-            <w:r>
-              <w:rPr>
-                <w:rFonts w:ascii="宋体" w:hAnsi="宋体"/>
-                <w:color w:val="000000"/>
-                <w:sz w:val="18"/>
-                <w:szCs w:val="18"/>
-              </w:rPr>
-              <w:t>.contract_signing</w:t>
+              <w:t>facts.contract_signing</w:t>
             </w:r>
             <w:proofErr w:type="spellEnd"/>
             <w:r>
@@ -5117,7 +4471,6 @@
                 <w:szCs w:val="18"/>
               </w:rPr>
             </w:pPr>
-            <w:proofErr w:type="gramStart"/>
             <w:r>
               <w:rPr>
                 <w:rFonts w:ascii="宋体" w:hAnsi="宋体"/>
@@ -5135,17 +4488,7 @@
                 <w:sz w:val="18"/>
                 <w:szCs w:val="18"/>
               </w:rPr>
-              <w:t>facts</w:t>
-            </w:r>
-            <w:proofErr w:type="gramEnd"/>
-            <w:r>
-              <w:rPr>
-                <w:rFonts w:ascii="宋体" w:hAnsi="宋体"/>
-                <w:color w:val="000000"/>
-                <w:sz w:val="18"/>
-                <w:szCs w:val="18"/>
-              </w:rPr>
-              <w:t>.performance_details</w:t>
+              <w:t>facts.performance_details</w:t>
             </w:r>
             <w:proofErr w:type="spellEnd"/>
             <w:r>
@@ -5225,7 +4568,6 @@
                 <w:szCs w:val="18"/>
               </w:rPr>
             </w:pPr>
-            <w:proofErr w:type="gramStart"/>
             <w:r>
               <w:rPr>
                 <w:rFonts w:ascii="宋体" w:hAnsi="宋体"/>
@@ -5243,17 +4585,7 @@
                 <w:sz w:val="18"/>
                 <w:szCs w:val="18"/>
               </w:rPr>
-              <w:t>facts</w:t>
-            </w:r>
-            <w:proofErr w:type="gramEnd"/>
-            <w:r>
-              <w:rPr>
-                <w:rFonts w:ascii="宋体" w:hAnsi="宋体"/>
-                <w:color w:val="000000"/>
-                <w:sz w:val="18"/>
-                <w:szCs w:val="18"/>
-              </w:rPr>
-              <w:t>.termination_reason</w:t>
+              <w:t>facts.termination_reason</w:t>
             </w:r>
             <w:proofErr w:type="spellEnd"/>
             <w:r>
@@ -5330,7 +4662,6 @@
                 <w:szCs w:val="18"/>
               </w:rPr>
             </w:pPr>
-            <w:proofErr w:type="gramStart"/>
             <w:r>
               <w:rPr>
                 <w:rFonts w:ascii="宋体" w:hAnsi="宋体"/>
@@ -5348,17 +4679,7 @@
                 <w:sz w:val="18"/>
                 <w:szCs w:val="18"/>
               </w:rPr>
-              <w:t>facts</w:t>
-            </w:r>
-            <w:proofErr w:type="gramEnd"/>
-            <w:r>
-              <w:rPr>
-                <w:rFonts w:ascii="宋体" w:hAnsi="宋体"/>
-                <w:color w:val="000000"/>
-                <w:sz w:val="18"/>
-                <w:szCs w:val="18"/>
-              </w:rPr>
-              <w:t>.work_injury</w:t>
+              <w:t>facts.work_injury</w:t>
             </w:r>
             <w:proofErr w:type="spellEnd"/>
             <w:r>
@@ -5409,7 +4730,7 @@
             <w:pPr>
               <w:spacing w:line="380" w:lineRule="exact"/>
               <w:rPr>
-                <w:rFonts w:ascii="宋体" w:hAnsi="宋体"/>
+                <w:rFonts w:ascii="宋体" w:hAnsi="宋体" w:hint="eastAsia"/>
                 <w:color w:val="000000"/>
                 <w:sz w:val="18"/>
                 <w:szCs w:val="18"/>
@@ -5435,7 +4756,6 @@
                 <w:szCs w:val="18"/>
               </w:rPr>
             </w:pPr>
-            <w:proofErr w:type="gramStart"/>
             <w:r>
               <w:rPr>
                 <w:rFonts w:ascii="宋体" w:hAnsi="宋体"/>
@@ -5453,17 +4773,7 @@
                 <w:sz w:val="18"/>
                 <w:szCs w:val="18"/>
               </w:rPr>
-              <w:t>facts</w:t>
-            </w:r>
-            <w:proofErr w:type="gramEnd"/>
-            <w:r>
-              <w:rPr>
-                <w:rFonts w:ascii="宋体" w:hAnsi="宋体"/>
-                <w:color w:val="000000"/>
-                <w:sz w:val="18"/>
-                <w:szCs w:val="18"/>
-              </w:rPr>
-              <w:t>.arbitration_details</w:t>
+              <w:t>facts.arbitration_details</w:t>
             </w:r>
             <w:proofErr w:type="spellEnd"/>
             <w:r>
@@ -5716,7 +5026,6 @@
                 <w:szCs w:val="18"/>
               </w:rPr>
             </w:pPr>
-            <w:proofErr w:type="gramStart"/>
             <w:r>
               <w:rPr>
                 <w:rFonts w:ascii="宋体" w:hAnsi="宋体"/>
@@ -5734,17 +5043,7 @@
                 <w:sz w:val="18"/>
                 <w:szCs w:val="18"/>
               </w:rPr>
-              <w:t>facts</w:t>
-            </w:r>
-            <w:proofErr w:type="gramEnd"/>
-            <w:r>
-              <w:rPr>
-                <w:rFonts w:ascii="宋体" w:hAnsi="宋体"/>
-                <w:color w:val="000000"/>
-                <w:sz w:val="18"/>
-                <w:szCs w:val="18"/>
-              </w:rPr>
-              <w:t>.legal_basis</w:t>
+              <w:t>facts.legal_basis</w:t>
             </w:r>
             <w:proofErr w:type="spellEnd"/>
             <w:r>
